--- a/00-首页/题组Word/习题书/学生版-打印版/第二篇-结构化学/8-结构推断与综合.docx
+++ b/00-首页/题组Word/习题书/学生版-打印版/第二篇-结构化学/8-结构推断与综合.docx
@@ -2,7 +2,7 @@
 <file path=word/document.xml><?xml version="1.0" encoding="utf-8"?>
 <w:document xmlns:w="http://schemas.openxmlformats.org/wordprocessingml/2006/main" xmlns:m="http://schemas.openxmlformats.org/officeDocument/2006/math" xmlns:r="http://schemas.openxmlformats.org/officeDocument/2006/relationships" xmlns:o="urn:schemas-microsoft-com:office:office" xmlns:v="urn:schemas-microsoft-com:vml" xmlns:w10="urn:schemas-microsoft-com:office:word" xmlns:a="http://schemas.openxmlformats.org/drawingml/2006/main" xmlns:pic="http://schemas.openxmlformats.org/drawingml/2006/picture" xmlns:wp="http://schemas.openxmlformats.org/drawingml/2006/wordprocessingDrawing">
   <w:body>
-    <w:bookmarkStart w:id="30" w:name="第-8-章-结构推断与综合"/>
+    <w:bookmarkStart w:id="31" w:name="第-8-章-结构推断与综合"/>
     <w:p>
       <w:pPr>
         <w:pStyle w:val="Heading1"/>
@@ -2344,7 +2344,7 @@
       </w:r>
     </w:p>
     <w:bookmarkEnd w:id="10"/>
-    <w:bookmarkStart w:id="29" w:name="一分册测试-ch9a-9-锂电池尖晶石综合"/>
+    <w:bookmarkStart w:id="11" w:name="一分册-测1-20"/>
     <w:p>
       <w:pPr>
         <w:pStyle w:val="Heading2"/>
@@ -2356,6 +2356,948 @@
           <w:rFonts w:ascii="Times New Roman" w:hAnsi="Times New Roman" w:eastAsia="Times New Roman" w:cs="Times New Roman"/>
         </w:rPr>
         <w:t xml:space="preserve">8.3 </w:t>
+      </w:r>
+      <w:r>
+        <w:rPr>
+          <w:rFonts w:hint="eastAsia" w:ascii="Times New Roman" w:hAnsi="Times New Roman" w:eastAsia="SimHei" w:cs="Times New Roman"/>
+        </w:rPr>
+        <w:t>一分册</w:t>
+      </w:r>
+      <w:r>
+        <w:rPr>
+          <w:rFonts w:hint="eastAsia" w:ascii="Times New Roman" w:hAnsi="Times New Roman" w:eastAsia="Times New Roman" w:cs="Times New Roman"/>
+        </w:rPr>
+        <w:t>-</w:t>
+      </w:r>
+      <w:r>
+        <w:rPr>
+          <w:rFonts w:hint="eastAsia" w:ascii="Times New Roman" w:hAnsi="Times New Roman" w:eastAsia="SimHei" w:cs="Times New Roman"/>
+        </w:rPr>
+        <w:t>测</w:t>
+      </w:r>
+      <w:r>
+        <w:rPr>
+          <w:rFonts w:hint="eastAsia" w:ascii="Times New Roman" w:hAnsi="Times New Roman" w:eastAsia="Times New Roman" w:cs="Times New Roman"/>
+        </w:rPr>
+        <w:t>1-20</w:t>
+      </w:r>
+    </w:p>
+    <w:p>
+      <w:pPr>
+        <w:pStyle w:val="Compact"/>
+        <w:numPr>
+          <w:ilvl w:val="0"/>
+          <w:numId w:val="1001"/>
+        </w:numPr>
+      </w:pPr>
+      <w:r>
+        <w:rPr>
+          <w:rFonts w:ascii="Times New Roman" w:hAnsi="Times New Roman" w:eastAsia="Times New Roman" w:cs="Times New Roman"/>
+        </w:rPr>
+        <w:t xml:space="preserve">Tetraazidomethane </w:t>
+      </w:r>
+      <w:r>
+        <w:rPr>
+          <w:rFonts w:hint="eastAsia" w:ascii="Times New Roman" w:hAnsi="Times New Roman" w:eastAsia="FangSong" w:cs="Times New Roman"/>
+        </w:rPr>
+        <w:t xml:space="preserve">是化学家</w:t>
+      </w:r>
+      <w:r>
+        <w:rPr>
+          <w:rFonts w:ascii="Times New Roman" w:hAnsi="Times New Roman" w:eastAsia="Times New Roman" w:cs="Times New Roman"/>
+        </w:rPr>
+        <w:t xml:space="preserve"> 2006 </w:t>
+      </w:r>
+      <w:r>
+        <w:rPr>
+          <w:rFonts w:hint="eastAsia" w:ascii="Times New Roman" w:hAnsi="Times New Roman" w:eastAsia="FangSong" w:cs="Times New Roman"/>
+        </w:rPr>
+        <w:t>年新制得的一种只由两种元素构成的化合物</w:t>
+      </w:r>
+      <w:r>
+        <w:rPr>
+          <w:rFonts w:hint="eastAsia" w:ascii="Times New Roman" w:hAnsi="Times New Roman" w:eastAsia="Times New Roman" w:cs="Times New Roman"/>
+        </w:rPr>
+        <w:t>。</w:t>
+      </w:r>
+      <w:r>
+        <w:rPr>
+          <w:rFonts w:hint="eastAsia" w:ascii="Times New Roman" w:hAnsi="Times New Roman" w:eastAsia="FangSong" w:cs="Times New Roman"/>
+        </w:rPr>
+        <w:t>这两种元素一种是有机物中必不可少的</w:t>
+      </w:r>
+      <w:r>
+        <w:rPr>
+          <w:rFonts w:hint="eastAsia" w:ascii="Times New Roman" w:hAnsi="Times New Roman" w:eastAsia="Times New Roman" w:cs="Times New Roman"/>
+        </w:rPr>
+        <w:t>，</w:t>
+      </w:r>
+      <w:r>
+        <w:rPr>
+          <w:rFonts w:hint="eastAsia" w:ascii="Times New Roman" w:hAnsi="Times New Roman" w:eastAsia="FangSong" w:cs="Times New Roman"/>
+        </w:rPr>
+        <w:t>而另一种则是大气中含量最高的元素</w:t>
+      </w:r>
+      <w:r>
+        <w:rPr>
+          <w:rFonts w:hint="eastAsia" w:ascii="Times New Roman" w:hAnsi="Times New Roman" w:eastAsia="Times New Roman" w:cs="Times New Roman"/>
+        </w:rPr>
+        <w:t>。</w:t>
+      </w:r>
+      <w:r>
+        <w:rPr>
+          <w:rFonts w:hint="eastAsia" w:ascii="Times New Roman" w:hAnsi="Times New Roman" w:eastAsia="FangSong" w:cs="Times New Roman"/>
+        </w:rPr>
+        <w:t>制备</w:t>
+      </w:r>
+      <w:r>
+        <w:rPr>
+          <w:rFonts w:ascii="Times New Roman" w:hAnsi="Times New Roman" w:eastAsia="Times New Roman" w:cs="Times New Roman"/>
+        </w:rPr>
+        <w:t xml:space="preserve"> Tetraazidomethane </w:t>
+      </w:r>
+      <w:r>
+        <w:rPr>
+          <w:rFonts w:hint="eastAsia" w:ascii="Times New Roman" w:hAnsi="Times New Roman" w:eastAsia="FangSong" w:cs="Times New Roman"/>
+        </w:rPr>
+        <w:t xml:space="preserve">的一种方法是由含锑盐</w:t>
+      </w:r>
+      <w:r>
+        <w:rPr>
+          <w:rFonts w:ascii="Times New Roman" w:hAnsi="Times New Roman" w:eastAsia="Times New Roman" w:cs="Times New Roman"/>
+        </w:rPr>
+        <w:t xml:space="preserve"> A </w:t>
+      </w:r>
+      <w:r>
+        <w:rPr>
+          <w:rFonts w:hint="eastAsia" w:ascii="Times New Roman" w:hAnsi="Times New Roman" w:eastAsia="FangSong" w:cs="Times New Roman"/>
+        </w:rPr>
+        <w:t xml:space="preserve">与一种钠盐</w:t>
+      </w:r>
+      <w:r>
+        <w:rPr>
+          <w:rFonts w:ascii="Times New Roman" w:hAnsi="Times New Roman" w:eastAsia="Times New Roman" w:cs="Times New Roman"/>
+        </w:rPr>
+        <w:t xml:space="preserve"> B </w:t>
+      </w:r>
+      <w:r>
+        <w:rPr>
+          <w:rFonts w:hint="eastAsia" w:ascii="Times New Roman" w:hAnsi="Times New Roman" w:eastAsia="FangSong" w:cs="Times New Roman"/>
+        </w:rPr>
+        <w:t>在一定条件下发生复分解反应</w:t>
+      </w:r>
+      <w:r>
+        <w:rPr>
+          <w:rFonts w:hint="eastAsia" w:ascii="Times New Roman" w:hAnsi="Times New Roman" w:eastAsia="Times New Roman" w:cs="Times New Roman"/>
+        </w:rPr>
+        <w:t>。</w:t>
+      </w:r>
+      <w:r>
+        <w:rPr>
+          <w:rFonts w:hint="eastAsia" w:ascii="Times New Roman" w:hAnsi="Times New Roman" w:eastAsia="FangSong" w:cs="Times New Roman"/>
+        </w:rPr>
+        <w:t>盐</w:t>
+      </w:r>
+      <w:r>
+        <w:rPr>
+          <w:rFonts w:ascii="Times New Roman" w:hAnsi="Times New Roman" w:eastAsia="Times New Roman" w:cs="Times New Roman"/>
+        </w:rPr>
+        <w:t xml:space="preserve"> A </w:t>
+      </w:r>
+      <w:r>
+        <w:rPr>
+          <w:rFonts w:hint="eastAsia" w:ascii="Times New Roman" w:hAnsi="Times New Roman" w:eastAsia="FangSong" w:cs="Times New Roman"/>
+        </w:rPr>
+        <w:t>的阳离子为三角锥构型</w:t>
+      </w:r>
+      <w:r>
+        <w:rPr>
+          <w:rFonts w:hint="eastAsia" w:ascii="Times New Roman" w:hAnsi="Times New Roman" w:eastAsia="Times New Roman" w:cs="Times New Roman"/>
+        </w:rPr>
+        <w:t>，</w:t>
+      </w:r>
+      <w:r>
+        <w:rPr>
+          <w:rFonts w:hint="eastAsia" w:ascii="Times New Roman" w:hAnsi="Times New Roman" w:eastAsia="FangSong" w:cs="Times New Roman"/>
+        </w:rPr>
+        <w:t>含氮质量分数约为</w:t>
+      </w:r>
+      <w:r>
+        <w:rPr>
+          <w:rFonts w:ascii="Times New Roman" w:hAnsi="Times New Roman" w:eastAsia="Times New Roman" w:cs="Times New Roman"/>
+        </w:rPr>
+        <w:t xml:space="preserve"> </w:t>
+      </w:r>
+      <w:r>
+        <w:rPr>
+          <w:rFonts w:hint="eastAsia" w:ascii="Times New Roman" w:hAnsi="Times New Roman" w:eastAsia="Times New Roman" w:cs="Times New Roman"/>
+        </w:rPr>
+        <w:t>91.30%；</w:t>
+      </w:r>
+      <w:r>
+        <w:rPr>
+          <w:rFonts w:hint="eastAsia" w:ascii="Times New Roman" w:hAnsi="Times New Roman" w:eastAsia="FangSong" w:cs="Times New Roman"/>
+        </w:rPr>
+        <w:t>阴离子为</w:t>
+      </w:r>
+      <w:r>
+        <w:rPr>
+          <w:rFonts w:ascii="Times New Roman" w:hAnsi="Times New Roman" w:eastAsia="Times New Roman" w:cs="Times New Roman"/>
+        </w:rPr>
+        <w:t xml:space="preserve"> </w:t>
+      </w:r>
+      <w:r>
+        <w:rPr>
+          <w:rFonts w:hint="eastAsia" w:ascii="Times New Roman" w:hAnsi="Times New Roman" w:eastAsia="Times New Roman" w:cs="Times New Roman"/>
+        </w:rPr>
+        <w:t>SbCl</w:t>
+      </w:r>
+      <w:r>
+        <w:rPr>
+          <w:rFonts w:hint="eastAsia" w:ascii="Times New Roman" w:hAnsi="Times New Roman" w:eastAsia="Times New Roman" w:cs="Times New Roman"/>
+          <w:vertAlign w:val="subscript"/>
+        </w:rPr>
+        <w:t>6</w:t>
+      </w:r>
+      <w:r>
+        <w:rPr>
+          <w:rFonts w:hint="eastAsia" w:ascii="Times New Roman" w:hAnsi="Times New Roman" w:eastAsia="Times New Roman" w:cs="Times New Roman"/>
+          <w:vertAlign w:val="superscript"/>
+        </w:rPr>
+        <w:t>-</w:t>
+      </w:r>
+      <w:r>
+        <w:rPr>
+          <w:rFonts w:hint="eastAsia" w:ascii="Times New Roman" w:hAnsi="Times New Roman" w:eastAsia="Times New Roman" w:cs="Times New Roman"/>
+        </w:rPr>
+        <w:t>。</w:t>
+      </w:r>
+      <w:r>
+        <w:rPr>
+          <w:rFonts w:hint="eastAsia" w:ascii="Times New Roman" w:hAnsi="Times New Roman" w:eastAsia="FangSong" w:cs="Times New Roman"/>
+        </w:rPr>
+        <w:t>钠盐</w:t>
+      </w:r>
+      <w:r>
+        <w:rPr>
+          <w:rFonts w:ascii="Times New Roman" w:hAnsi="Times New Roman" w:eastAsia="Times New Roman" w:cs="Times New Roman"/>
+        </w:rPr>
+        <w:t xml:space="preserve"> B </w:t>
+      </w:r>
+      <w:r>
+        <w:rPr>
+          <w:rFonts w:hint="eastAsia" w:ascii="Times New Roman" w:hAnsi="Times New Roman" w:eastAsia="FangSong" w:cs="Times New Roman"/>
+        </w:rPr>
+        <w:t xml:space="preserve">的阴离子和</w:t>
+      </w:r>
+      <w:r>
+        <w:rPr>
+          <w:rFonts w:ascii="Times New Roman" w:hAnsi="Times New Roman" w:eastAsia="Times New Roman" w:cs="Times New Roman"/>
+        </w:rPr>
+        <w:t xml:space="preserve"> CO</w:t>
+      </w:r>
+      <w:r>
+        <w:rPr>
+          <w:rFonts w:ascii="Times New Roman" w:hAnsi="Times New Roman" w:eastAsia="Times New Roman" w:cs="Times New Roman"/>
+          <w:vertAlign w:val="subscript"/>
+        </w:rPr>
+        <w:t>2</w:t>
+      </w:r>
+      <w:r>
+        <w:rPr>
+          <w:rFonts w:ascii="Times New Roman" w:hAnsi="Times New Roman" w:eastAsia="Times New Roman" w:cs="Times New Roman"/>
+        </w:rPr>
+        <w:t xml:space="preserve"> </w:t>
+      </w:r>
+      <w:r>
+        <w:rPr>
+          <w:rFonts w:hint="eastAsia" w:ascii="Times New Roman" w:hAnsi="Times New Roman" w:eastAsia="FangSong" w:cs="Times New Roman"/>
+        </w:rPr>
+        <w:t>是等电子体</w:t>
+      </w:r>
+      <w:r>
+        <w:rPr>
+          <w:rFonts w:hint="eastAsia" w:ascii="Times New Roman" w:hAnsi="Times New Roman" w:eastAsia="Times New Roman" w:cs="Times New Roman"/>
+        </w:rPr>
+        <w:t>。Tetraazidomethane</w:t>
+      </w:r>
+      <w:r>
+        <w:rPr>
+          <w:rFonts w:ascii="Times New Roman" w:hAnsi="Times New Roman" w:eastAsia="Times New Roman" w:cs="Times New Roman"/>
+        </w:rPr>
+        <w:t xml:space="preserve"> </w:t>
+      </w:r>
+      <w:r>
+        <w:rPr>
+          <w:rFonts w:hint="eastAsia" w:ascii="Times New Roman" w:hAnsi="Times New Roman" w:eastAsia="FangSong" w:cs="Times New Roman"/>
+        </w:rPr>
+        <w:t>是一种高沸点的液体</w:t>
+      </w:r>
+      <w:r>
+        <w:rPr>
+          <w:rFonts w:hint="eastAsia" w:ascii="Times New Roman" w:hAnsi="Times New Roman" w:eastAsia="Times New Roman" w:cs="Times New Roman"/>
+        </w:rPr>
+        <w:t>，</w:t>
+      </w:r>
+      <w:r>
+        <w:rPr>
+          <w:rFonts w:hint="eastAsia" w:ascii="Times New Roman" w:hAnsi="Times New Roman" w:eastAsia="FangSong" w:cs="Times New Roman"/>
+        </w:rPr>
+        <w:t>含氮质量分数约为</w:t>
+      </w:r>
+      <w:r>
+        <w:rPr>
+          <w:rFonts w:ascii="Times New Roman" w:hAnsi="Times New Roman" w:eastAsia="Times New Roman" w:cs="Times New Roman"/>
+        </w:rPr>
+        <w:t xml:space="preserve"> </w:t>
+      </w:r>
+      <w:r>
+        <w:rPr>
+          <w:rFonts w:hint="eastAsia" w:ascii="Times New Roman" w:hAnsi="Times New Roman" w:eastAsia="Times New Roman" w:cs="Times New Roman"/>
+        </w:rPr>
+        <w:t>93.33%，</w:t>
+      </w:r>
+      <w:r>
+        <w:rPr>
+          <w:rFonts w:hint="eastAsia" w:ascii="Times New Roman" w:hAnsi="Times New Roman" w:eastAsia="FangSong" w:cs="Times New Roman"/>
+        </w:rPr>
+        <w:t>有一定的危险性</w:t>
+      </w:r>
+      <w:r>
+        <w:rPr>
+          <w:rFonts w:hint="eastAsia" w:ascii="Times New Roman" w:hAnsi="Times New Roman" w:eastAsia="Times New Roman" w:cs="Times New Roman"/>
+        </w:rPr>
+        <w:t>。</w:t>
+      </w:r>
+    </w:p>
+    <w:p>
+      <w:pPr>
+        <w:numPr>
+          <w:ilvl w:val="0"/>
+          <w:numId w:val="1002"/>
+        </w:numPr>
+      </w:pPr>
+      <w:r>
+        <w:rPr>
+          <w:rFonts w:hint="eastAsia" w:ascii="Times New Roman" w:hAnsi="Times New Roman" w:eastAsia="FangSong" w:cs="Times New Roman"/>
+        </w:rPr>
+        <w:t xml:space="preserve">与</w:t>
+      </w:r>
+      <w:r>
+        <w:rPr>
+          <w:rFonts w:ascii="Times New Roman" w:hAnsi="Times New Roman" w:eastAsia="Times New Roman" w:cs="Times New Roman"/>
+        </w:rPr>
+        <w:t xml:space="preserve"> Tetraazidomethane </w:t>
+      </w:r>
+      <w:r>
+        <w:rPr>
+          <w:rFonts w:hint="eastAsia" w:ascii="Times New Roman" w:hAnsi="Times New Roman" w:eastAsia="FangSong" w:cs="Times New Roman"/>
+        </w:rPr>
+        <w:t>含有相同元素的二元化合物可能有着截然不同的性质</w:t>
+      </w:r>
+      <w:r>
+        <w:rPr>
+          <w:rFonts w:hint="eastAsia" w:ascii="Times New Roman" w:hAnsi="Times New Roman" w:eastAsia="Times New Roman" w:cs="Times New Roman"/>
+        </w:rPr>
+        <w:t>，</w:t>
+      </w:r>
+      <w:r>
+        <w:rPr>
+          <w:rFonts w:hint="eastAsia" w:ascii="Times New Roman" w:hAnsi="Times New Roman" w:eastAsia="FangSong" w:cs="Times New Roman"/>
+        </w:rPr>
+        <w:t>比如按照化合价一般规律组成的最简单形式的化合物</w:t>
+      </w:r>
+      <w:r>
+        <w:rPr>
+          <w:rFonts w:ascii="Times New Roman" w:hAnsi="Times New Roman" w:eastAsia="Times New Roman" w:cs="Times New Roman"/>
+        </w:rPr>
+        <w:t xml:space="preserve"> X </w:t>
+      </w:r>
+      <w:r>
+        <w:rPr>
+          <w:rFonts w:hint="eastAsia" w:ascii="Times New Roman" w:hAnsi="Times New Roman" w:eastAsia="FangSong" w:cs="Times New Roman"/>
+        </w:rPr>
+        <w:t>在材料科学中有着特殊的研究意义</w:t>
+      </w:r>
+      <w:r>
+        <w:rPr>
+          <w:rFonts w:hint="eastAsia" w:ascii="Times New Roman" w:hAnsi="Times New Roman" w:eastAsia="Times New Roman" w:cs="Times New Roman"/>
+        </w:rPr>
+        <w:t>。</w:t>
+      </w:r>
+      <w:r>
+        <w:rPr>
+          <w:rFonts w:hint="eastAsia" w:ascii="Times New Roman" w:hAnsi="Times New Roman" w:eastAsia="FangSong" w:cs="Times New Roman"/>
+        </w:rPr>
+        <w:t>其化学式为</w:t>
+      </w:r>
+      <w:r>
+        <w:rPr>
+          <w:rFonts w:hint="eastAsia" w:ascii="Times New Roman" w:hAnsi="Times New Roman" w:eastAsia="Times New Roman" w:cs="Times New Roman"/>
+        </w:rPr>
+        <w:t>____。</w:t>
+      </w:r>
+    </w:p>
+    <w:p>
+      <w:pPr>
+        <w:numPr>
+          <w:ilvl w:val="0"/>
+          <w:numId w:val="1002"/>
+        </w:numPr>
+      </w:pPr>
+      <w:r>
+        <w:rPr>
+          <w:rFonts w:hint="eastAsia" w:ascii="Times New Roman" w:hAnsi="Times New Roman" w:eastAsia="FangSong" w:cs="Times New Roman"/>
+        </w:rPr>
+        <w:t xml:space="preserve">已知</w:t>
+      </w:r>
+      <w:r>
+        <w:rPr>
+          <w:rFonts w:ascii="Times New Roman" w:hAnsi="Times New Roman" w:eastAsia="Times New Roman" w:cs="Times New Roman"/>
+        </w:rPr>
+        <w:t xml:space="preserve"> </w:t>
+      </w:r>
+      <m:oMath>
+        <m:oMathPr>
+          <m:ctrlPr>
+            <w:rPr>
+              <w:sz w:val="28"/>
+              <w:szCs w:val="28"/>
+            </w:rPr>
+          </m:ctrlPr>
+        </m:oMathPr>
+        <m:sSubSup>
+          <m:e>
+            <m:r>
+              <m:rPr>
+                <m:sty m:val="p"/>
+              </m:rPr>
+              <m:t>S</m:t>
+            </m:r>
+            <m:r>
+              <m:rPr>
+                <m:sty m:val="p"/>
+              </m:rPr>
+              <m:t>b</m:t>
+            </m:r>
+            <m:r>
+              <m:rPr>
+                <m:sty m:val="p"/>
+              </m:rPr>
+              <m:t>C</m:t>
+            </m:r>
+            <m:r>
+              <m:rPr>
+                <m:sty m:val="p"/>
+              </m:rPr>
+              <m:t>l</m:t>
+            </m:r>
+          </m:e>
+          <m:sub>
+            <m:r>
+              <m:t>6</m:t>
+            </m:r>
+          </m:sub>
+          <m:sup>
+            <m:r>
+              <m:rPr>
+                <m:sty m:val="p"/>
+              </m:rPr>
+              <m:t>−</m:t>
+            </m:r>
+          </m:sup>
+        </m:sSubSup>
+      </m:oMath>
+      <w:r>
+        <w:rPr>
+          <w:rFonts w:ascii="Times New Roman" w:hAnsi="Times New Roman" w:eastAsia="Times New Roman" w:cs="Times New Roman"/>
+        </w:rPr>
+        <w:t xml:space="preserve"> </w:t>
+      </w:r>
+      <w:r>
+        <w:rPr>
+          <w:rFonts w:hint="eastAsia" w:ascii="Times New Roman" w:hAnsi="Times New Roman" w:eastAsia="FangSong" w:cs="Times New Roman"/>
+        </w:rPr>
+        <w:t>的中心原子上的价电子都用于形成共价键了</w:t>
+      </w:r>
+      <w:r>
+        <w:rPr>
+          <w:rFonts w:hint="eastAsia" w:ascii="Times New Roman" w:hAnsi="Times New Roman" w:eastAsia="Times New Roman" w:cs="Times New Roman"/>
+        </w:rPr>
+        <w:t>，</w:t>
+      </w:r>
+      <w:r>
+        <w:rPr>
+          <w:rFonts w:hint="eastAsia" w:ascii="Times New Roman" w:hAnsi="Times New Roman" w:eastAsia="FangSong" w:cs="Times New Roman"/>
+        </w:rPr>
+        <w:t>则</w:t>
+      </w:r>
+      <w:r>
+        <w:rPr>
+          <w:rFonts w:ascii="Times New Roman" w:hAnsi="Times New Roman" w:eastAsia="Times New Roman" w:cs="Times New Roman"/>
+        </w:rPr>
+        <w:t xml:space="preserve"> </w:t>
+      </w:r>
+      <m:oMath>
+        <m:oMathPr>
+          <m:ctrlPr>
+            <w:rPr>
+              <w:sz w:val="28"/>
+              <w:szCs w:val="28"/>
+            </w:rPr>
+          </m:ctrlPr>
+        </m:oMathPr>
+        <m:sSubSup>
+          <m:e>
+            <m:r>
+              <m:rPr>
+                <m:sty m:val="p"/>
+              </m:rPr>
+              <m:t>S</m:t>
+            </m:r>
+            <m:r>
+              <m:rPr>
+                <m:sty m:val="p"/>
+              </m:rPr>
+              <m:t>b</m:t>
+            </m:r>
+            <m:r>
+              <m:rPr>
+                <m:sty m:val="p"/>
+              </m:rPr>
+              <m:t>C</m:t>
+            </m:r>
+            <m:r>
+              <m:rPr>
+                <m:sty m:val="p"/>
+              </m:rPr>
+              <m:t>l</m:t>
+            </m:r>
+          </m:e>
+          <m:sub>
+            <m:r>
+              <m:t>6</m:t>
+            </m:r>
+          </m:sub>
+          <m:sup>
+            <m:r>
+              <m:rPr>
+                <m:sty m:val="p"/>
+              </m:rPr>
+              <m:t>−</m:t>
+            </m:r>
+          </m:sup>
+        </m:sSubSup>
+      </m:oMath>
+      <w:r>
+        <w:rPr>
+          <w:rFonts w:ascii="Times New Roman" w:hAnsi="Times New Roman" w:eastAsia="Times New Roman" w:cs="Times New Roman"/>
+        </w:rPr>
+        <w:t xml:space="preserve"> </w:t>
+      </w:r>
+      <w:r>
+        <w:rPr>
+          <w:rFonts w:hint="eastAsia" w:ascii="Times New Roman" w:hAnsi="Times New Roman" w:eastAsia="FangSong" w:cs="Times New Roman"/>
+        </w:rPr>
+        <w:t>的立体构型为</w:t>
+      </w:r>
+      <w:r>
+        <w:rPr>
+          <w:rFonts w:hint="eastAsia" w:ascii="Times New Roman" w:hAnsi="Times New Roman" w:eastAsia="Times New Roman" w:cs="Times New Roman"/>
+        </w:rPr>
+        <w:t>_</w:t>
+      </w:r>
+      <w:r>
+        <w:rPr>
+          <w:rFonts w:hint="eastAsia" w:ascii="Times New Roman" w:hAnsi="Times New Roman" w:eastAsia="Times New Roman" w:cs="Times New Roman"/>
+          <w:b/>
+          <w:bCs/>
+          <w:i/>
+          <w:iCs/>
+        </w:rPr>
+        <w:t xml:space="preserve">；B</w:t>
+      </w:r>
+      <w:r>
+        <w:rPr>
+          <w:rFonts w:ascii="Times New Roman" w:hAnsi="Times New Roman" w:eastAsia="Times New Roman" w:cs="Times New Roman"/>
+          <w:b/>
+          <w:bCs/>
+          <w:i/>
+          <w:iCs/>
+        </w:rPr>
+        <w:t xml:space="preserve"> </w:t>
+      </w:r>
+      <w:r>
+        <w:rPr>
+          <w:rFonts w:hint="eastAsia" w:ascii="Times New Roman" w:hAnsi="Times New Roman" w:eastAsia="FangSong" w:cs="Times New Roman"/>
+          <w:b/>
+          <w:bCs/>
+          <w:i/>
+          <w:iCs/>
+        </w:rPr>
+        <w:t xml:space="preserve">的阴离子的立体构型可能为</w:t>
+      </w:r>
+      <w:r>
+        <w:rPr>
+          <w:rFonts w:ascii="Times New Roman" w:hAnsi="Times New Roman" w:eastAsia="Times New Roman" w:cs="Times New Roman"/>
+        </w:rPr>
+        <w:t xml:space="preserve">_。</w:t>
+      </w:r>
+    </w:p>
+    <w:p>
+      <w:pPr>
+        <w:numPr>
+          <w:ilvl w:val="0"/>
+          <w:numId w:val="1002"/>
+        </w:numPr>
+      </w:pPr>
+      <w:r>
+        <w:rPr>
+          <w:rFonts w:ascii="Times New Roman" w:hAnsi="Times New Roman" w:eastAsia="Times New Roman" w:cs="Times New Roman"/>
+        </w:rPr>
+        <w:t xml:space="preserve">B </w:t>
+      </w:r>
+      <w:r>
+        <w:rPr>
+          <w:rFonts w:hint="eastAsia" w:ascii="Times New Roman" w:hAnsi="Times New Roman" w:eastAsia="FangSong" w:cs="Times New Roman"/>
+        </w:rPr>
+        <w:t xml:space="preserve">与</w:t>
+      </w:r>
+      <w:r>
+        <w:rPr>
+          <w:rFonts w:ascii="Times New Roman" w:hAnsi="Times New Roman" w:eastAsia="Times New Roman" w:cs="Times New Roman"/>
+        </w:rPr>
+        <w:t xml:space="preserve"> </w:t>
+      </w:r>
+      <m:oMath>
+        <m:sSub>
+          <m:e>
+            <m:r>
+              <m:rPr>
+                <m:sty m:val="p"/>
+              </m:rPr>
+              <m:t>K</m:t>
+            </m:r>
+            <m:r>
+              <m:rPr>
+                <m:sty m:val="p"/>
+              </m:rPr>
+              <m:t>N</m:t>
+            </m:r>
+            <m:r>
+              <m:rPr>
+                <m:sty m:val="p"/>
+              </m:rPr>
+              <m:t>O</m:t>
+            </m:r>
+          </m:e>
+          <m:sub>
+            <m:r>
+              <m:t>3</m:t>
+            </m:r>
+          </m:sub>
+        </m:sSub>
+      </m:oMath>
+      <w:r>
+        <w:rPr>
+          <w:rFonts w:ascii="Times New Roman" w:hAnsi="Times New Roman" w:eastAsia="Times New Roman" w:cs="Times New Roman"/>
+        </w:rPr>
+        <w:t xml:space="preserve"> </w:t>
+      </w:r>
+      <w:r>
+        <w:rPr>
+          <w:rFonts w:hint="eastAsia" w:ascii="Times New Roman" w:hAnsi="Times New Roman" w:eastAsia="FangSong" w:cs="Times New Roman"/>
+        </w:rPr>
+        <w:t>混合</w:t>
+      </w:r>
+      <w:r>
+        <w:rPr>
+          <w:rFonts w:hint="eastAsia" w:ascii="Times New Roman" w:hAnsi="Times New Roman" w:eastAsia="Times New Roman" w:cs="Times New Roman"/>
+        </w:rPr>
+        <w:t>，</w:t>
+      </w:r>
+      <w:r>
+        <w:rPr>
+          <w:rFonts w:hint="eastAsia" w:ascii="Times New Roman" w:hAnsi="Times New Roman" w:eastAsia="FangSong" w:cs="Times New Roman"/>
+        </w:rPr>
+        <w:t>点燃后产生相当慢的爆炸</w:t>
+      </w:r>
+      <w:r>
+        <w:rPr>
+          <w:rFonts w:hint="eastAsia" w:ascii="Times New Roman" w:hAnsi="Times New Roman" w:eastAsia="Times New Roman" w:cs="Times New Roman"/>
+        </w:rPr>
+        <w:t>，</w:t>
+      </w:r>
+      <w:r>
+        <w:rPr>
+          <w:rFonts w:hint="eastAsia" w:ascii="Times New Roman" w:hAnsi="Times New Roman" w:eastAsia="FangSong" w:cs="Times New Roman"/>
+        </w:rPr>
+        <w:t>分两步进行反应</w:t>
+      </w:r>
+      <w:r>
+        <w:rPr>
+          <w:rFonts w:hint="eastAsia" w:ascii="Times New Roman" w:hAnsi="Times New Roman" w:eastAsia="Times New Roman" w:cs="Times New Roman"/>
+        </w:rPr>
+        <w:t>，</w:t>
+      </w:r>
+      <w:r>
+        <w:rPr>
+          <w:rFonts w:hint="eastAsia" w:ascii="Times New Roman" w:hAnsi="Times New Roman" w:eastAsia="FangSong" w:cs="Times New Roman"/>
+        </w:rPr>
+        <w:t>首先是</w:t>
+      </w:r>
+      <w:r>
+        <w:rPr>
+          <w:rFonts w:ascii="Times New Roman" w:hAnsi="Times New Roman" w:eastAsia="Times New Roman" w:cs="Times New Roman"/>
+        </w:rPr>
+        <w:t xml:space="preserve"> B </w:t>
+      </w:r>
+      <w:r>
+        <w:rPr>
+          <w:rFonts w:hint="eastAsia" w:ascii="Times New Roman" w:hAnsi="Times New Roman" w:eastAsia="FangSong" w:cs="Times New Roman"/>
+        </w:rPr>
+        <w:t>分解</w:t>
+      </w:r>
+      <w:r>
+        <w:rPr>
+          <w:rFonts w:hint="eastAsia" w:ascii="Times New Roman" w:hAnsi="Times New Roman" w:eastAsia="Times New Roman" w:cs="Times New Roman"/>
+        </w:rPr>
+        <w:t>，</w:t>
+      </w:r>
+      <w:r>
+        <w:rPr>
+          <w:rFonts w:hint="eastAsia" w:ascii="Times New Roman" w:hAnsi="Times New Roman" w:eastAsia="FangSong" w:cs="Times New Roman"/>
+        </w:rPr>
+        <w:t>产生金属和一种气体</w:t>
+      </w:r>
+      <w:r>
+        <w:rPr>
+          <w:rFonts w:hint="eastAsia" w:ascii="Times New Roman" w:hAnsi="Times New Roman" w:eastAsia="Times New Roman" w:cs="Times New Roman"/>
+        </w:rPr>
+        <w:t>；</w:t>
+      </w:r>
+      <w:r>
+        <w:rPr>
+          <w:rFonts w:hint="eastAsia" w:ascii="Times New Roman" w:hAnsi="Times New Roman" w:eastAsia="FangSong" w:cs="Times New Roman"/>
+        </w:rPr>
+        <w:t>该金属再与</w:t>
+      </w:r>
+      <w:r>
+        <w:rPr>
+          <w:rFonts w:ascii="Times New Roman" w:hAnsi="Times New Roman" w:eastAsia="Times New Roman" w:cs="Times New Roman"/>
+        </w:rPr>
+        <w:t xml:space="preserve"> </w:t>
+      </w:r>
+      <m:oMath>
+        <m:sSub>
+          <m:e>
+            <m:r>
+              <m:rPr>
+                <m:sty m:val="p"/>
+              </m:rPr>
+              <m:t>K</m:t>
+            </m:r>
+            <m:r>
+              <m:rPr>
+                <m:sty m:val="p"/>
+              </m:rPr>
+              <m:t>N</m:t>
+            </m:r>
+            <m:r>
+              <m:rPr>
+                <m:sty m:val="p"/>
+              </m:rPr>
+              <m:t>O</m:t>
+            </m:r>
+          </m:e>
+          <m:sub>
+            <m:r>
+              <m:t>3</m:t>
+            </m:r>
+          </m:sub>
+        </m:sSub>
+      </m:oMath>
+      <w:r>
+        <w:rPr>
+          <w:rFonts w:ascii="Times New Roman" w:hAnsi="Times New Roman" w:eastAsia="Times New Roman" w:cs="Times New Roman"/>
+        </w:rPr>
+        <w:t xml:space="preserve"> </w:t>
+      </w:r>
+      <w:r>
+        <w:rPr>
+          <w:rFonts w:hint="eastAsia" w:ascii="Times New Roman" w:hAnsi="Times New Roman" w:eastAsia="FangSong" w:cs="Times New Roman"/>
+        </w:rPr>
+        <w:t>反应</w:t>
+      </w:r>
+      <w:r>
+        <w:rPr>
+          <w:rFonts w:hint="eastAsia" w:ascii="Times New Roman" w:hAnsi="Times New Roman" w:eastAsia="Times New Roman" w:cs="Times New Roman"/>
+        </w:rPr>
+        <w:t>，</w:t>
+      </w:r>
+      <w:r>
+        <w:rPr>
+          <w:rFonts w:hint="eastAsia" w:ascii="Times New Roman" w:hAnsi="Times New Roman" w:eastAsia="FangSong" w:cs="Times New Roman"/>
+        </w:rPr>
+        <w:t>释放出一种气体</w:t>
+      </w:r>
+      <w:r>
+        <w:rPr>
+          <w:rFonts w:hint="eastAsia" w:ascii="Times New Roman" w:hAnsi="Times New Roman" w:eastAsia="Times New Roman" w:cs="Times New Roman"/>
+        </w:rPr>
+        <w:t>，</w:t>
+      </w:r>
+      <w:r>
+        <w:rPr>
+          <w:rFonts w:hint="eastAsia" w:ascii="Times New Roman" w:hAnsi="Times New Roman" w:eastAsia="FangSong" w:cs="Times New Roman"/>
+        </w:rPr>
+        <w:t>同时得到两种用一般点燃法无法制备的金属氧化物</w:t>
+      </w:r>
+      <w:r>
+        <w:rPr>
+          <w:rFonts w:hint="eastAsia" w:ascii="Times New Roman" w:hAnsi="Times New Roman" w:eastAsia="Times New Roman" w:cs="Times New Roman"/>
+        </w:rPr>
+        <w:t>。</w:t>
+      </w:r>
+      <w:r>
+        <w:rPr>
+          <w:rFonts w:hint="eastAsia" w:ascii="Times New Roman" w:hAnsi="Times New Roman" w:eastAsia="FangSong" w:cs="Times New Roman"/>
+        </w:rPr>
+        <w:t>请写出可能发生反应的化学方程式</w:t>
+      </w:r>
+      <w:r>
+        <w:rPr>
+          <w:rFonts w:hint="eastAsia" w:ascii="Times New Roman" w:hAnsi="Times New Roman" w:eastAsia="Times New Roman" w:cs="Times New Roman"/>
+        </w:rPr>
+        <w:t>：</w:t>
+      </w:r>
+    </w:p>
+    <w:p>
+      <w:pPr>
+        <w:pStyle w:val="FirstParagraph"/>
+      </w:pPr>
+      <w:r>
+        <w:rPr>
+          <w:rFonts w:ascii="Times New Roman" w:hAnsi="Times New Roman" w:eastAsia="Times New Roman" w:cs="Times New Roman"/>
+        </w:rPr>
+        <w:t xml:space="preserve">①____</w:t>
+      </w:r>
+    </w:p>
+    <w:p>
+      <w:pPr>
+        <w:pStyle w:val="BodyText"/>
+      </w:pPr>
+      <w:r>
+        <w:rPr>
+          <w:rFonts w:ascii="Times New Roman" w:hAnsi="Times New Roman" w:eastAsia="Times New Roman" w:cs="Times New Roman"/>
+        </w:rPr>
+        <w:t xml:space="preserve">②____</w:t>
+      </w:r>
+    </w:p>
+    <w:p>
+      <w:pPr>
+        <w:pStyle w:val="Compact"/>
+        <w:numPr>
+          <w:ilvl w:val="0"/>
+          <w:numId w:val="1003"/>
+        </w:numPr>
+      </w:pPr>
+      <w:r>
+        <w:rPr>
+          <w:rFonts w:hint="eastAsia" w:ascii="Times New Roman" w:hAnsi="Times New Roman" w:eastAsia="FangSong" w:cs="Times New Roman"/>
+        </w:rPr>
+        <w:t>硝化甘油是丙三醇与硝酸形成的酯</w:t>
+      </w:r>
+      <w:r>
+        <w:rPr>
+          <w:rFonts w:hint="eastAsia" w:ascii="Times New Roman" w:hAnsi="Times New Roman" w:eastAsia="Times New Roman" w:cs="Times New Roman"/>
+        </w:rPr>
+        <w:t>，</w:t>
+      </w:r>
+      <w:r>
+        <w:rPr>
+          <w:rFonts w:hint="eastAsia" w:ascii="Times New Roman" w:hAnsi="Times New Roman" w:eastAsia="FangSong" w:cs="Times New Roman"/>
+        </w:rPr>
+        <w:t>撞击后能剧烈爆炸</w:t>
+      </w:r>
+      <w:r>
+        <w:rPr>
+          <w:rFonts w:hint="eastAsia" w:ascii="Times New Roman" w:hAnsi="Times New Roman" w:eastAsia="Times New Roman" w:cs="Times New Roman"/>
+        </w:rPr>
+        <w:t>。</w:t>
+      </w:r>
+      <w:r>
+        <w:rPr>
+          <w:rFonts w:hint="eastAsia" w:ascii="Times New Roman" w:hAnsi="Times New Roman" w:eastAsia="FangSong" w:cs="Times New Roman"/>
+        </w:rPr>
+        <w:t>试写出反应的化学方程式</w:t>
+      </w:r>
+      <w:r>
+        <w:rPr>
+          <w:rFonts w:hint="eastAsia" w:ascii="Times New Roman" w:hAnsi="Times New Roman" w:eastAsia="Times New Roman" w:cs="Times New Roman"/>
+        </w:rPr>
+        <w:t>，</w:t>
+      </w:r>
+      <w:r>
+        <w:rPr>
+          <w:rFonts w:hint="eastAsia" w:ascii="Times New Roman" w:hAnsi="Times New Roman" w:eastAsia="FangSong" w:cs="Times New Roman"/>
+        </w:rPr>
+        <w:t>并配平</w:t>
+      </w:r>
+      <w:r>
+        <w:rPr>
+          <w:rFonts w:hint="eastAsia" w:ascii="Times New Roman" w:hAnsi="Times New Roman" w:eastAsia="Times New Roman" w:cs="Times New Roman"/>
+        </w:rPr>
+        <w:t>：____。Tetraazidomethane、</w:t>
+      </w:r>
+      <w:r>
+        <w:rPr>
+          <w:rFonts w:hint="eastAsia" w:ascii="Times New Roman" w:hAnsi="Times New Roman" w:eastAsia="FangSong" w:cs="Times New Roman"/>
+        </w:rPr>
+        <w:t>硝化甘油与</w:t>
+      </w:r>
+      <w:r>
+        <w:rPr>
+          <w:rFonts w:ascii="Times New Roman" w:hAnsi="Times New Roman" w:eastAsia="Times New Roman" w:cs="Times New Roman"/>
+        </w:rPr>
+        <w:t xml:space="preserve"> B </w:t>
+      </w:r>
+      <w:r>
+        <w:rPr>
+          <w:rFonts w:hint="eastAsia" w:ascii="Times New Roman" w:hAnsi="Times New Roman" w:eastAsia="FangSong" w:cs="Times New Roman"/>
+        </w:rPr>
+        <w:t>均易发生爆炸反应的主要原因是</w:t>
+      </w:r>
+      <w:r>
+        <w:rPr>
+          <w:rFonts w:hint="eastAsia" w:ascii="Times New Roman" w:hAnsi="Times New Roman" w:eastAsia="Times New Roman" w:cs="Times New Roman"/>
+        </w:rPr>
+        <w:t>：____。</w:t>
+      </w:r>
+    </w:p>
+    <w:p>
+      <w:pPr>
+        <w:spacing w:before="160" w:after="80"/>
+      </w:pPr>
+      <w:r>
+        <w:pict>
+          <v:rect style="width:0;height:1.5pt" o:hralign="center" o:hrstd="t" o:hr="t"/>
+        </w:pict>
+      </w:r>
+    </w:p>
+    <w:bookmarkEnd w:id="11"/>
+    <w:bookmarkStart w:id="30" w:name="一分册测试-ch9a-9-锂电池尖晶石综合"/>
+    <w:p>
+      <w:pPr>
+        <w:pStyle w:val="Heading2"/>
+        <w:spacing w:before="280" w:after="80"/>
+        <w:keepNext/>
+      </w:pPr>
+      <w:r>
+        <w:rPr>
+          <w:rFonts w:ascii="Times New Roman" w:hAnsi="Times New Roman" w:eastAsia="Times New Roman" w:cs="Times New Roman"/>
+        </w:rPr>
+        <w:t xml:space="preserve">8.4 </w:t>
       </w:r>
       <w:r>
         <w:rPr>
@@ -2467,18 +3409,18 @@
           <wp:inline>
             <wp:extent cx="3240000" cy="3078947"/>
             <wp:effectExtent b="0" l="0" r="0" t="0"/>
-            <wp:docPr descr="" title="" id="12" name="Picture"/>
+            <wp:docPr descr="" title="" id="13" name="Picture"/>
             <a:graphic>
               <a:graphicData uri="http://schemas.openxmlformats.org/drawingml/2006/picture">
                 <pic:pic>
                   <pic:nvPicPr>
-                    <pic:cNvPr descr="eaa3a667e86f1cfa91fcdccc02b907dd7b884a458b6189df6295eff1a9be2d43.jpg" id="13" name="Picture"/>
+                    <pic:cNvPr descr="eaa3a667e86f1cfa91fcdccc02b907dd7b884a458b6189df6295eff1a9be2d43.jpg" id="14" name="Picture"/>
                     <pic:cNvPicPr>
                       <a:picLocks noChangeArrowheads="1" noChangeAspect="1"/>
                     </pic:cNvPicPr>
                   </pic:nvPicPr>
                   <pic:blipFill>
-                    <a:blip r:embed="rId11"/>
+                    <a:blip r:embed="rId12"/>
                     <a:stretch>
                       <a:fillRect/>
                     </a:stretch>
@@ -2566,18 +3508,18 @@
           <wp:inline>
             <wp:extent cx="3240000" cy="3023123"/>
             <wp:effectExtent b="0" l="0" r="0" t="0"/>
-            <wp:docPr descr="" title="" id="15" name="Picture"/>
+            <wp:docPr descr="" title="" id="16" name="Picture"/>
             <a:graphic>
               <a:graphicData uri="http://schemas.openxmlformats.org/drawingml/2006/picture">
                 <pic:pic>
                   <pic:nvPicPr>
-                    <pic:cNvPr descr="d76049dee9a18143f06fbf7ff04c5eaf7f58a0568902c986cc4d144e41f962af.jpg" id="16" name="Picture"/>
+                    <pic:cNvPr descr="d76049dee9a18143f06fbf7ff04c5eaf7f58a0568902c986cc4d144e41f962af.jpg" id="17" name="Picture"/>
                     <pic:cNvPicPr>
                       <a:picLocks noChangeArrowheads="1" noChangeAspect="1"/>
                     </pic:cNvPicPr>
                   </pic:nvPicPr>
                   <pic:blipFill>
-                    <a:blip r:embed="rId14"/>
+                    <a:blip r:embed="rId15"/>
                     <a:stretch>
                       <a:fillRect/>
                     </a:stretch>
@@ -2665,18 +3607,18 @@
           <wp:inline>
             <wp:extent cx="3240000" cy="2616627"/>
             <wp:effectExtent b="0" l="0" r="0" t="0"/>
-            <wp:docPr descr="" title="" id="18" name="Picture"/>
+            <wp:docPr descr="" title="" id="19" name="Picture"/>
             <a:graphic>
               <a:graphicData uri="http://schemas.openxmlformats.org/drawingml/2006/picture">
                 <pic:pic>
                   <pic:nvPicPr>
-                    <pic:cNvPr descr="e22212c7edc7b8ec920dcfedaf6fc4c795850998240a88e3b90c92eab8038b27.jpg" id="19" name="Picture"/>
+                    <pic:cNvPr descr="e22212c7edc7b8ec920dcfedaf6fc4c795850998240a88e3b90c92eab8038b27.jpg" id="20" name="Picture"/>
                     <pic:cNvPicPr>
                       <a:picLocks noChangeArrowheads="1" noChangeAspect="1"/>
                     </pic:cNvPicPr>
                   </pic:nvPicPr>
                   <pic:blipFill>
-                    <a:blip r:embed="rId17"/>
+                    <a:blip r:embed="rId18"/>
                     <a:stretch>
                       <a:fillRect/>
                     </a:stretch>
@@ -3651,7 +4593,7 @@
         <w:pStyle w:val="Compact"/>
         <w:numPr>
           <w:ilvl w:val="0"/>
-          <w:numId w:val="1001"/>
+          <w:numId w:val="1004"/>
         </w:numPr>
       </w:pPr>
       <w:r>
@@ -3672,7 +4614,7 @@
         <w:pStyle w:val="Compact"/>
         <w:numPr>
           <w:ilvl w:val="0"/>
-          <w:numId w:val="1001"/>
+          <w:numId w:val="1004"/>
         </w:numPr>
       </w:pPr>
       <m:oMath>
@@ -3739,7 +4681,7 @@
         <w:pStyle w:val="Compact"/>
         <w:numPr>
           <w:ilvl w:val="0"/>
-          <w:numId w:val="1001"/>
+          <w:numId w:val="1004"/>
         </w:numPr>
       </w:pPr>
       <m:oMath>
@@ -3792,7 +4734,7 @@
         <w:pStyle w:val="Compact"/>
         <w:numPr>
           <w:ilvl w:val="0"/>
-          <w:numId w:val="1001"/>
+          <w:numId w:val="1004"/>
         </w:numPr>
       </w:pPr>
       <m:oMath>
@@ -4037,18 +4979,18 @@
           <wp:inline>
             <wp:extent cx="3240000" cy="2821034"/>
             <wp:effectExtent b="0" l="0" r="0" t="0"/>
-            <wp:docPr descr="" title="" id="21" name="Picture"/>
+            <wp:docPr descr="" title="" id="22" name="Picture"/>
             <a:graphic>
               <a:graphicData uri="http://schemas.openxmlformats.org/drawingml/2006/picture">
                 <pic:pic>
                   <pic:nvPicPr>
-                    <pic:cNvPr descr="1572e24e900072fc3e40713f93499fe025421969f073396f55f63d7d6b470cd1.jpg" id="22" name="Picture"/>
+                    <pic:cNvPr descr="1572e24e900072fc3e40713f93499fe025421969f073396f55f63d7d6b470cd1.jpg" id="23" name="Picture"/>
                     <pic:cNvPicPr>
                       <a:picLocks noChangeArrowheads="1" noChangeAspect="1"/>
                     </pic:cNvPicPr>
                   </pic:nvPicPr>
                   <pic:blipFill>
-                    <a:blip r:embed="rId20"/>
+                    <a:blip r:embed="rId21"/>
                     <a:stretch>
                       <a:fillRect/>
                     </a:stretch>
@@ -4136,18 +5078,18 @@
           <wp:inline>
             <wp:extent cx="3240000" cy="2559847"/>
             <wp:effectExtent b="0" l="0" r="0" t="0"/>
-            <wp:docPr descr="" title="" id="24" name="Picture"/>
+            <wp:docPr descr="" title="" id="25" name="Picture"/>
             <a:graphic>
               <a:graphicData uri="http://schemas.openxmlformats.org/drawingml/2006/picture">
                 <pic:pic>
                   <pic:nvPicPr>
-                    <pic:cNvPr descr="4929ee32c738d67598da30962e3030f3a22e6b89195c85c73fc1146172576b39.jpg" id="25" name="Picture"/>
+                    <pic:cNvPr descr="4929ee32c738d67598da30962e3030f3a22e6b89195c85c73fc1146172576b39.jpg" id="26" name="Picture"/>
                     <pic:cNvPicPr>
                       <a:picLocks noChangeArrowheads="1" noChangeAspect="1"/>
                     </pic:cNvPicPr>
                   </pic:nvPicPr>
                   <pic:blipFill>
-                    <a:blip r:embed="rId23"/>
+                    <a:blip r:embed="rId24"/>
                     <a:stretch>
                       <a:fillRect/>
                     </a:stretch>
@@ -4223,18 +5165,18 @@
           <wp:inline>
             <wp:extent cx="3240000" cy="3024652"/>
             <wp:effectExtent b="0" l="0" r="0" t="0"/>
-            <wp:docPr descr="" title="" id="27" name="Picture"/>
+            <wp:docPr descr="" title="" id="28" name="Picture"/>
             <a:graphic>
               <a:graphicData uri="http://schemas.openxmlformats.org/drawingml/2006/picture">
                 <pic:pic>
                   <pic:nvPicPr>
-                    <pic:cNvPr descr="9811933703b4d5dbf645deaa15a84e039e679d350e8b2a644738dbffc2463713.jpg" id="28" name="Picture"/>
+                    <pic:cNvPr descr="9811933703b4d5dbf645deaa15a84e039e679d350e8b2a644738dbffc2463713.jpg" id="29" name="Picture"/>
                     <pic:cNvPicPr>
                       <a:picLocks noChangeArrowheads="1" noChangeAspect="1"/>
                     </pic:cNvPicPr>
                   </pic:nvPicPr>
                   <pic:blipFill>
-                    <a:blip r:embed="rId26"/>
+                    <a:blip r:embed="rId27"/>
                     <a:stretch>
                       <a:fillRect/>
                     </a:stretch>
@@ -4294,8 +5236,8 @@
         </w:pict>
       </w:r>
     </w:p>
-    <w:bookmarkEnd w:id="29"/>
     <w:bookmarkEnd w:id="30"/>
+    <w:bookmarkEnd w:id="31"/>
     <w:sectPr>
       <w:footerReference w:type="default" r:id="rId9"/>
       <w:headerReference w:type="default" r:id="rId10"/>
@@ -4523,6 +5465,261 @@
       </w:pPr>
     </w:lvl>
   </w:abstractNum>
+  <w:abstractNum w:abstractNumId="994120">
+    <w:nsid w:val="0A994120"/>
+    <w:multiLevelType w:val="multilevel"/>
+    <w:lvl w:ilvl="0">
+      <w:start w:val="20"/>
+      <w:numFmt w:val="decimal"/>
+      <w:lvlText w:val="%1."/>
+      <w:lvlJc w:val="left"/>
+      <w:pPr>
+        <w:ind w:left="720" w:hanging="360"/>
+      </w:pPr>
+    </w:lvl>
+    <w:lvl w:ilvl="1">
+      <w:start w:val="20"/>
+      <w:numFmt w:val="decimal"/>
+      <w:lvlText w:val="%2."/>
+      <w:lvlJc w:val="left"/>
+      <w:pPr>
+        <w:ind w:left="1440" w:hanging="360"/>
+      </w:pPr>
+    </w:lvl>
+    <w:lvl w:ilvl="2">
+      <w:start w:val="20"/>
+      <w:numFmt w:val="decimal"/>
+      <w:lvlText w:val="%3."/>
+      <w:lvlJc w:val="left"/>
+      <w:pPr>
+        <w:ind w:left="2160" w:hanging="360"/>
+      </w:pPr>
+    </w:lvl>
+    <w:lvl w:ilvl="3">
+      <w:start w:val="20"/>
+      <w:numFmt w:val="decimal"/>
+      <w:lvlText w:val="%4."/>
+      <w:lvlJc w:val="left"/>
+      <w:pPr>
+        <w:ind w:left="2880" w:hanging="360"/>
+      </w:pPr>
+    </w:lvl>
+    <w:lvl w:ilvl="4">
+      <w:start w:val="20"/>
+      <w:numFmt w:val="decimal"/>
+      <w:lvlText w:val="%5."/>
+      <w:lvlJc w:val="left"/>
+      <w:pPr>
+        <w:ind w:left="3600" w:hanging="360"/>
+      </w:pPr>
+    </w:lvl>
+    <w:lvl w:ilvl="5">
+      <w:start w:val="20"/>
+      <w:numFmt w:val="decimal"/>
+      <w:lvlText w:val="%6."/>
+      <w:lvlJc w:val="left"/>
+      <w:pPr>
+        <w:ind w:left="4320" w:hanging="360"/>
+      </w:pPr>
+    </w:lvl>
+    <w:lvl w:ilvl="6">
+      <w:start w:val="20"/>
+      <w:numFmt w:val="decimal"/>
+      <w:lvlText w:val="%7."/>
+      <w:lvlJc w:val="left"/>
+      <w:pPr>
+        <w:ind w:left="5040" w:hanging="360"/>
+      </w:pPr>
+    </w:lvl>
+    <w:lvl w:ilvl="7">
+      <w:start w:val="20"/>
+      <w:numFmt w:val="decimal"/>
+      <w:lvlText w:val="%8."/>
+      <w:lvlJc w:val="left"/>
+      <w:pPr>
+        <w:ind w:left="5760" w:hanging="360"/>
+      </w:pPr>
+    </w:lvl>
+    <w:lvl w:ilvl="8">
+      <w:start w:val="20"/>
+      <w:numFmt w:val="decimal"/>
+      <w:lvlText w:val="%9."/>
+      <w:lvlJc w:val="left"/>
+      <w:pPr>
+        <w:ind w:left="6480" w:hanging="360"/>
+      </w:pPr>
+    </w:lvl>
+  </w:abstractNum>
+  <w:abstractNum w:abstractNumId="99431">
+    <w:nsid w:val="00A99431"/>
+    <w:multiLevelType w:val="multilevel"/>
+    <w:lvl w:ilvl="0">
+      <w:start w:val="1"/>
+      <w:numFmt w:val="decimal"/>
+      <w:lvlText w:val="(%1)"/>
+      <w:lvlJc w:val="left"/>
+      <w:pPr>
+        <w:ind w:left="720" w:hanging="360"/>
+      </w:pPr>
+    </w:lvl>
+    <w:lvl w:ilvl="1">
+      <w:start w:val="1"/>
+      <w:numFmt w:val="decimal"/>
+      <w:lvlText w:val="(%2)"/>
+      <w:lvlJc w:val="left"/>
+      <w:pPr>
+        <w:ind w:left="1440" w:hanging="360"/>
+      </w:pPr>
+    </w:lvl>
+    <w:lvl w:ilvl="2">
+      <w:start w:val="1"/>
+      <w:numFmt w:val="decimal"/>
+      <w:lvlText w:val="(%3)"/>
+      <w:lvlJc w:val="left"/>
+      <w:pPr>
+        <w:ind w:left="2160" w:hanging="360"/>
+      </w:pPr>
+    </w:lvl>
+    <w:lvl w:ilvl="3">
+      <w:start w:val="1"/>
+      <w:numFmt w:val="decimal"/>
+      <w:lvlText w:val="(%4)"/>
+      <w:lvlJc w:val="left"/>
+      <w:pPr>
+        <w:ind w:left="2880" w:hanging="360"/>
+      </w:pPr>
+    </w:lvl>
+    <w:lvl w:ilvl="4">
+      <w:start w:val="1"/>
+      <w:numFmt w:val="decimal"/>
+      <w:lvlText w:val="(%5)"/>
+      <w:lvlJc w:val="left"/>
+      <w:pPr>
+        <w:ind w:left="3600" w:hanging="360"/>
+      </w:pPr>
+    </w:lvl>
+    <w:lvl w:ilvl="5">
+      <w:start w:val="1"/>
+      <w:numFmt w:val="decimal"/>
+      <w:lvlText w:val="(%6)"/>
+      <w:lvlJc w:val="left"/>
+      <w:pPr>
+        <w:ind w:left="4320" w:hanging="360"/>
+      </w:pPr>
+    </w:lvl>
+    <w:lvl w:ilvl="6">
+      <w:start w:val="1"/>
+      <w:numFmt w:val="decimal"/>
+      <w:lvlText w:val="(%7)"/>
+      <w:lvlJc w:val="left"/>
+      <w:pPr>
+        <w:ind w:left="5040" w:hanging="360"/>
+      </w:pPr>
+    </w:lvl>
+    <w:lvl w:ilvl="7">
+      <w:start w:val="1"/>
+      <w:numFmt w:val="decimal"/>
+      <w:lvlText w:val="(%8)"/>
+      <w:lvlJc w:val="left"/>
+      <w:pPr>
+        <w:ind w:left="5760" w:hanging="360"/>
+      </w:pPr>
+    </w:lvl>
+    <w:lvl w:ilvl="8">
+      <w:start w:val="1"/>
+      <w:numFmt w:val="decimal"/>
+      <w:lvlText w:val="(%9)"/>
+      <w:lvlJc w:val="left"/>
+      <w:pPr>
+        <w:ind w:left="6480" w:hanging="360"/>
+      </w:pPr>
+    </w:lvl>
+  </w:abstractNum>
+  <w:abstractNum w:abstractNumId="99434">
+    <w:nsid w:val="00A99434"/>
+    <w:multiLevelType w:val="multilevel"/>
+    <w:lvl w:ilvl="0">
+      <w:start w:val="4"/>
+      <w:numFmt w:val="decimal"/>
+      <w:lvlText w:val="(%1)"/>
+      <w:lvlJc w:val="left"/>
+      <w:pPr>
+        <w:ind w:left="720" w:hanging="360"/>
+      </w:pPr>
+    </w:lvl>
+    <w:lvl w:ilvl="1">
+      <w:start w:val="4"/>
+      <w:numFmt w:val="decimal"/>
+      <w:lvlText w:val="(%2)"/>
+      <w:lvlJc w:val="left"/>
+      <w:pPr>
+        <w:ind w:left="1440" w:hanging="360"/>
+      </w:pPr>
+    </w:lvl>
+    <w:lvl w:ilvl="2">
+      <w:start w:val="4"/>
+      <w:numFmt w:val="decimal"/>
+      <w:lvlText w:val="(%3)"/>
+      <w:lvlJc w:val="left"/>
+      <w:pPr>
+        <w:ind w:left="2160" w:hanging="360"/>
+      </w:pPr>
+    </w:lvl>
+    <w:lvl w:ilvl="3">
+      <w:start w:val="4"/>
+      <w:numFmt w:val="decimal"/>
+      <w:lvlText w:val="(%4)"/>
+      <w:lvlJc w:val="left"/>
+      <w:pPr>
+        <w:ind w:left="2880" w:hanging="360"/>
+      </w:pPr>
+    </w:lvl>
+    <w:lvl w:ilvl="4">
+      <w:start w:val="4"/>
+      <w:numFmt w:val="decimal"/>
+      <w:lvlText w:val="(%5)"/>
+      <w:lvlJc w:val="left"/>
+      <w:pPr>
+        <w:ind w:left="3600" w:hanging="360"/>
+      </w:pPr>
+    </w:lvl>
+    <w:lvl w:ilvl="5">
+      <w:start w:val="4"/>
+      <w:numFmt w:val="decimal"/>
+      <w:lvlText w:val="(%6)"/>
+      <w:lvlJc w:val="left"/>
+      <w:pPr>
+        <w:ind w:left="4320" w:hanging="360"/>
+      </w:pPr>
+    </w:lvl>
+    <w:lvl w:ilvl="6">
+      <w:start w:val="4"/>
+      <w:numFmt w:val="decimal"/>
+      <w:lvlText w:val="(%7)"/>
+      <w:lvlJc w:val="left"/>
+      <w:pPr>
+        <w:ind w:left="5040" w:hanging="360"/>
+      </w:pPr>
+    </w:lvl>
+    <w:lvl w:ilvl="7">
+      <w:start w:val="4"/>
+      <w:numFmt w:val="decimal"/>
+      <w:lvlText w:val="(%8)"/>
+      <w:lvlJc w:val="left"/>
+      <w:pPr>
+        <w:ind w:left="5760" w:hanging="360"/>
+      </w:pPr>
+    </w:lvl>
+    <w:lvl w:ilvl="8">
+      <w:start w:val="4"/>
+      <w:numFmt w:val="decimal"/>
+      <w:lvlText w:val="(%9)"/>
+      <w:lvlJc w:val="left"/>
+      <w:pPr>
+        <w:ind w:left="6480" w:hanging="360"/>
+      </w:pPr>
+    </w:lvl>
+  </w:abstractNum>
   <w:abstractNum w:abstractNumId="99711">
     <w:nsid w:val="00A99711"/>
     <w:multiLevelType w:val="multilevel"/>
@@ -4612,6 +5809,96 @@
     <w:abstractNumId w:val="990"/>
   </w:num>
   <w:num w:numId="1001">
+    <w:abstractNumId w:val="994120"/>
+    <w:lvlOverride w:ilvl="0">
+      <w:startOverride w:val="20"/>
+    </w:lvlOverride>
+    <w:lvlOverride w:ilvl="1">
+      <w:startOverride w:val="20"/>
+    </w:lvlOverride>
+    <w:lvlOverride w:ilvl="2">
+      <w:startOverride w:val="20"/>
+    </w:lvlOverride>
+    <w:lvlOverride w:ilvl="3">
+      <w:startOverride w:val="20"/>
+    </w:lvlOverride>
+    <w:lvlOverride w:ilvl="4">
+      <w:startOverride w:val="20"/>
+    </w:lvlOverride>
+    <w:lvlOverride w:ilvl="5">
+      <w:startOverride w:val="20"/>
+    </w:lvlOverride>
+    <w:lvlOverride w:ilvl="6">
+      <w:startOverride w:val="20"/>
+    </w:lvlOverride>
+    <w:lvlOverride w:ilvl="7">
+      <w:startOverride w:val="20"/>
+    </w:lvlOverride>
+    <w:lvlOverride w:ilvl="8">
+      <w:startOverride w:val="20"/>
+    </w:lvlOverride>
+  </w:num>
+  <w:num w:numId="1002">
+    <w:abstractNumId w:val="99431"/>
+    <w:lvlOverride w:ilvl="0">
+      <w:startOverride w:val="1"/>
+    </w:lvlOverride>
+    <w:lvlOverride w:ilvl="1">
+      <w:startOverride w:val="1"/>
+    </w:lvlOverride>
+    <w:lvlOverride w:ilvl="2">
+      <w:startOverride w:val="1"/>
+    </w:lvlOverride>
+    <w:lvlOverride w:ilvl="3">
+      <w:startOverride w:val="1"/>
+    </w:lvlOverride>
+    <w:lvlOverride w:ilvl="4">
+      <w:startOverride w:val="1"/>
+    </w:lvlOverride>
+    <w:lvlOverride w:ilvl="5">
+      <w:startOverride w:val="1"/>
+    </w:lvlOverride>
+    <w:lvlOverride w:ilvl="6">
+      <w:startOverride w:val="1"/>
+    </w:lvlOverride>
+    <w:lvlOverride w:ilvl="7">
+      <w:startOverride w:val="1"/>
+    </w:lvlOverride>
+    <w:lvlOverride w:ilvl="8">
+      <w:startOverride w:val="1"/>
+    </w:lvlOverride>
+  </w:num>
+  <w:num w:numId="1003">
+    <w:abstractNumId w:val="99434"/>
+    <w:lvlOverride w:ilvl="0">
+      <w:startOverride w:val="4"/>
+    </w:lvlOverride>
+    <w:lvlOverride w:ilvl="1">
+      <w:startOverride w:val="4"/>
+    </w:lvlOverride>
+    <w:lvlOverride w:ilvl="2">
+      <w:startOverride w:val="4"/>
+    </w:lvlOverride>
+    <w:lvlOverride w:ilvl="3">
+      <w:startOverride w:val="4"/>
+    </w:lvlOverride>
+    <w:lvlOverride w:ilvl="4">
+      <w:startOverride w:val="4"/>
+    </w:lvlOverride>
+    <w:lvlOverride w:ilvl="5">
+      <w:startOverride w:val="4"/>
+    </w:lvlOverride>
+    <w:lvlOverride w:ilvl="6">
+      <w:startOverride w:val="4"/>
+    </w:lvlOverride>
+    <w:lvlOverride w:ilvl="7">
+      <w:startOverride w:val="4"/>
+    </w:lvlOverride>
+    <w:lvlOverride w:ilvl="8">
+      <w:startOverride w:val="4"/>
+    </w:lvlOverride>
+  </w:num>
+  <w:num w:numId="1004">
     <w:abstractNumId w:val="99711"/>
     <w:lvlOverride w:ilvl="0">
       <w:startOverride w:val="1"/>

--- a/00-首页/题组Word/习题书/学生版-打印版/第二篇-结构化学/8-结构推断与综合.docx
+++ b/00-首页/题组Word/习题书/学生版-打印版/第二篇-结构化学/8-结构推断与综合.docx
@@ -2,7 +2,7 @@
 <file path=word/document.xml><?xml version="1.0" encoding="utf-8"?>
 <w:document xmlns:w="http://schemas.openxmlformats.org/wordprocessingml/2006/main" xmlns:m="http://schemas.openxmlformats.org/officeDocument/2006/math" xmlns:r="http://schemas.openxmlformats.org/officeDocument/2006/relationships" xmlns:o="urn:schemas-microsoft-com:office:office" xmlns:v="urn:schemas-microsoft-com:vml" xmlns:w10="urn:schemas-microsoft-com:office:word" xmlns:a="http://schemas.openxmlformats.org/drawingml/2006/main" xmlns:pic="http://schemas.openxmlformats.org/drawingml/2006/picture" xmlns:wp="http://schemas.openxmlformats.org/drawingml/2006/wordprocessingDrawing">
   <w:body>
-    <w:bookmarkStart w:id="31" w:name="第-8-章-结构推断与综合"/>
+    <w:bookmarkStart w:id="34" w:name="第-8-章-结构推断与综合"/>
     <w:p>
       <w:pPr>
         <w:pStyle w:val="Heading1"/>
@@ -51,7 +51,7 @@
         </w:pict>
       </w:r>
     </w:p>
-    <w:bookmarkStart w:id="9" w:name="一分册测试-ch2a-10-铜的氟化物磁性推断"/>
+    <w:bookmarkStart w:id="9" w:name="基础巩固"/>
     <w:p>
       <w:pPr>
         <w:pStyle w:val="Heading2"/>
@@ -60,6 +60,21 @@
       </w:pPr>
       <w:r>
         <w:rPr>
+          <w:rFonts w:hint="eastAsia" w:ascii="Times New Roman" w:hAnsi="Times New Roman" w:eastAsia="SimHei" w:cs="Times New Roman"/>
+        </w:rPr>
+        <w:t xml:space="preserve">基础巩固</w:t>
+      </w:r>
+    </w:p>
+    <w:bookmarkEnd w:id="9"/>
+    <w:bookmarkStart w:id="10" w:name="分子-习52"/>
+    <w:p>
+      <w:pPr>
+        <w:pStyle w:val="Heading2"/>
+        <w:spacing w:before="280" w:after="80"/>
+        <w:keepNext/>
+      </w:pPr>
+      <w:r>
+        <w:rPr>
           <w:rFonts w:ascii="Times New Roman" w:hAnsi="Times New Roman" w:eastAsia="Times New Roman" w:cs="Times New Roman"/>
         </w:rPr>
         <w:t xml:space="preserve">8.1 </w:t>
@@ -68,13 +83,691 @@
         <w:rPr>
           <w:rFonts w:hint="eastAsia" w:ascii="Times New Roman" w:hAnsi="Times New Roman" w:eastAsia="SimHei" w:cs="Times New Roman"/>
         </w:rPr>
-        <w:t>一分册测试</w:t>
-      </w:r>
-      <w:r>
-        <w:rPr>
-          <w:rFonts w:hint="eastAsia" w:ascii="Times New Roman" w:hAnsi="Times New Roman" w:eastAsia="Times New Roman" w:cs="Times New Roman"/>
-        </w:rPr>
-        <w:t>-Ch2A-10-</w:t>
+        <w:t>分子</w:t>
+      </w:r>
+      <w:r>
+        <w:rPr>
+          <w:rFonts w:hint="eastAsia" w:ascii="Times New Roman" w:hAnsi="Times New Roman" w:eastAsia="Times New Roman" w:cs="Times New Roman"/>
+        </w:rPr>
+        <w:t>-</w:t>
+      </w:r>
+      <w:r>
+        <w:rPr>
+          <w:rFonts w:hint="eastAsia" w:ascii="Times New Roman" w:hAnsi="Times New Roman" w:eastAsia="SimHei" w:cs="Times New Roman"/>
+        </w:rPr>
+        <w:t>习</w:t>
+      </w:r>
+      <w:r>
+        <w:rPr>
+          <w:rFonts w:hint="eastAsia" w:ascii="Times New Roman" w:hAnsi="Times New Roman" w:eastAsia="Times New Roman" w:cs="Times New Roman"/>
+        </w:rPr>
+        <w:t>52</w:t>
+      </w:r>
+    </w:p>
+    <w:p>
+      <w:pPr>
+        <w:pStyle w:val="FirstParagraph"/>
+      </w:pPr>
+      <w:r>
+        <w:rPr>
+          <w:rFonts w:hint="eastAsia" w:ascii="Times New Roman" w:hAnsi="Times New Roman" w:eastAsia="Times New Roman" w:cs="Times New Roman"/>
+        </w:rPr>
+        <w:t>52.(1)</w:t>
+      </w:r>
+      <w:r>
+        <w:rPr>
+          <w:rFonts w:hint="eastAsia" w:ascii="Times New Roman" w:hAnsi="Times New Roman" w:eastAsia="FangSong" w:cs="Times New Roman"/>
+        </w:rPr>
+        <w:t>为什么</w:t>
+      </w:r>
+      <w:r>
+        <w:rPr>
+          <w:rFonts w:ascii="Times New Roman" w:hAnsi="Times New Roman" w:eastAsia="Times New Roman" w:cs="Times New Roman"/>
+        </w:rPr>
+        <w:t xml:space="preserve"> CsBrCl</w:t>
+      </w:r>
+      <w:r>
+        <w:rPr>
+          <w:rFonts w:ascii="Times New Roman" w:hAnsi="Times New Roman" w:eastAsia="Times New Roman" w:cs="Times New Roman"/>
+          <w:vertAlign w:val="subscript"/>
+        </w:rPr>
+        <w:t>2</w:t>
+      </w:r>
+      <w:r>
+        <w:rPr>
+          <w:rFonts w:ascii="Times New Roman" w:hAnsi="Times New Roman" w:eastAsia="Times New Roman" w:cs="Times New Roman"/>
+        </w:rPr>
+        <w:t xml:space="preserve"> </w:t>
+      </w:r>
+      <w:r>
+        <w:rPr>
+          <w:rFonts w:hint="eastAsia" w:ascii="Times New Roman" w:hAnsi="Times New Roman" w:eastAsia="FangSong" w:cs="Times New Roman"/>
+        </w:rPr>
+        <w:t xml:space="preserve">热分解的反应是</w:t>
+      </w:r>
+      <w:r>
+        <w:rPr>
+          <w:rFonts w:ascii="Times New Roman" w:hAnsi="Times New Roman" w:eastAsia="Times New Roman" w:cs="Times New Roman"/>
+        </w:rPr>
+        <w:t xml:space="preserve"> </w:t>
+      </w:r>
+      <m:oMath>
+        <m:oMathPr>
+          <m:ctrlPr>
+            <w:rPr>
+              <w:sz w:val="28"/>
+              <w:szCs w:val="28"/>
+            </w:rPr>
+          </m:ctrlPr>
+        </m:oMathPr>
+        <m:r>
+          <m:t>C</m:t>
+        </m:r>
+        <m:r>
+          <m:t>s</m:t>
+        </m:r>
+        <m:r>
+          <m:t>B</m:t>
+        </m:r>
+        <m:r>
+          <m:t>r</m:t>
+        </m:r>
+        <m:r>
+          <m:t>C</m:t>
+        </m:r>
+        <m:sSub>
+          <m:e>
+            <m:r>
+              <m:t>l</m:t>
+            </m:r>
+          </m:e>
+          <m:sub>
+            <m:r>
+              <m:t>2</m:t>
+            </m:r>
+          </m:sub>
+        </m:sSub>
+        <m:r>
+          <m:rPr>
+            <m:sty m:val="p"/>
+          </m:rPr>
+          <m:t>=</m:t>
+        </m:r>
+        <m:r>
+          <m:t>C</m:t>
+        </m:r>
+        <m:r>
+          <m:t>s</m:t>
+        </m:r>
+        <m:r>
+          <m:t>C</m:t>
+        </m:r>
+        <m:r>
+          <m:t>l</m:t>
+        </m:r>
+        <m:r>
+          <m:rPr>
+            <m:sty m:val="p"/>
+          </m:rPr>
+          <m:t>+</m:t>
+        </m:r>
+        <m:r>
+          <m:t>B</m:t>
+        </m:r>
+        <m:r>
+          <m:t>r</m:t>
+        </m:r>
+        <m:r>
+          <m:t>C</m:t>
+        </m:r>
+        <m:r>
+          <m:t>l</m:t>
+        </m:r>
+      </m:oMath>
+      <w:r>
+        <w:rPr>
+          <w:rFonts w:ascii="Times New Roman" w:hAnsi="Times New Roman" w:eastAsia="Times New Roman" w:cs="Times New Roman"/>
+        </w:rPr>
+        <w:t xml:space="preserve"> </w:t>
+      </w:r>
+      <w:r>
+        <w:rPr>
+          <w:rFonts w:hint="eastAsia" w:ascii="Times New Roman" w:hAnsi="Times New Roman" w:eastAsia="Times New Roman" w:cs="Times New Roman"/>
+        </w:rPr>
+        <w:t>，</w:t>
+      </w:r>
+      <w:r>
+        <w:rPr>
+          <w:rFonts w:hint="eastAsia" w:ascii="Times New Roman" w:hAnsi="Times New Roman" w:eastAsia="FangSong" w:cs="Times New Roman"/>
+        </w:rPr>
+        <w:t>而不是</w:t>
+      </w:r>
+      <w:r>
+        <w:rPr>
+          <w:rFonts w:ascii="Times New Roman" w:hAnsi="Times New Roman" w:eastAsia="Times New Roman" w:cs="Times New Roman"/>
+        </w:rPr>
+        <w:t xml:space="preserve"> </w:t>
+      </w:r>
+      <m:oMath>
+        <m:oMathPr>
+          <m:ctrlPr>
+            <w:rPr>
+              <w:sz w:val="28"/>
+              <w:szCs w:val="28"/>
+            </w:rPr>
+          </m:ctrlPr>
+        </m:oMathPr>
+        <m:r>
+          <m:t>C</m:t>
+        </m:r>
+        <m:r>
+          <m:t>s</m:t>
+        </m:r>
+        <m:r>
+          <m:t>B</m:t>
+        </m:r>
+        <m:r>
+          <m:t>r</m:t>
+        </m:r>
+        <m:r>
+          <m:t>C</m:t>
+        </m:r>
+        <m:sSub>
+          <m:e>
+            <m:r>
+              <m:t>l</m:t>
+            </m:r>
+          </m:e>
+          <m:sub>
+            <m:r>
+              <m:t>2</m:t>
+            </m:r>
+          </m:sub>
+        </m:sSub>
+        <m:r>
+          <m:rPr>
+            <m:sty m:val="p"/>
+          </m:rPr>
+          <m:t>=</m:t>
+        </m:r>
+        <m:r>
+          <m:t>C</m:t>
+        </m:r>
+        <m:r>
+          <m:t>s</m:t>
+        </m:r>
+        <m:r>
+          <m:t>B</m:t>
+        </m:r>
+        <m:r>
+          <m:t>r</m:t>
+        </m:r>
+        <m:r>
+          <m:rPr>
+            <m:sty m:val="p"/>
+          </m:rPr>
+          <m:t>+</m:t>
+        </m:r>
+        <m:r>
+          <m:t>C</m:t>
+        </m:r>
+        <m:sSub>
+          <m:e>
+            <m:r>
+              <m:t>l</m:t>
+            </m:r>
+          </m:e>
+          <m:sub>
+            <m:r>
+              <m:t>2</m:t>
+            </m:r>
+          </m:sub>
+        </m:sSub>
+      </m:oMath>
+      <w:r>
+        <w:rPr>
+          <w:rFonts w:ascii="Times New Roman" w:hAnsi="Times New Roman" w:eastAsia="Times New Roman" w:cs="Times New Roman"/>
+        </w:rPr>
+        <w:t xml:space="preserve"> </w:t>
+      </w:r>
+      <w:r>
+        <w:rPr>
+          <w:rFonts w:ascii="Times New Roman" w:hAnsi="Times New Roman" w:eastAsia="Times New Roman" w:cs="Times New Roman"/>
+        </w:rPr>
+        <w:t xml:space="preserve">?</w:t>
+      </w:r>
+    </w:p>
+    <w:p>
+      <w:pPr>
+        <w:pStyle w:val="Compact"/>
+        <w:numPr>
+          <w:ilvl w:val="0"/>
+          <w:numId w:val="1001"/>
+        </w:numPr>
+      </w:pPr>
+      <w:r>
+        <w:rPr>
+          <w:rFonts w:hint="eastAsia" w:ascii="Times New Roman" w:hAnsi="Times New Roman" w:eastAsia="FangSong" w:cs="Times New Roman"/>
+        </w:rPr>
+        <w:t xml:space="preserve">液体</w:t>
+      </w:r>
+      <w:r>
+        <w:rPr>
+          <w:rFonts w:ascii="Times New Roman" w:hAnsi="Times New Roman" w:eastAsia="Times New Roman" w:cs="Times New Roman"/>
+        </w:rPr>
+        <w:t xml:space="preserve"> BrF</w:t>
+      </w:r>
+      <w:r>
+        <w:rPr>
+          <w:rFonts w:ascii="Times New Roman" w:hAnsi="Times New Roman" w:eastAsia="Times New Roman" w:cs="Times New Roman"/>
+          <w:vertAlign w:val="subscript"/>
+        </w:rPr>
+        <w:t>5</w:t>
+      </w:r>
+      <w:r>
+        <w:rPr>
+          <w:rFonts w:ascii="Times New Roman" w:hAnsi="Times New Roman" w:eastAsia="Times New Roman" w:cs="Times New Roman"/>
+        </w:rPr>
+        <w:t xml:space="preserve"> </w:t>
+      </w:r>
+      <w:r>
+        <w:rPr>
+          <w:rFonts w:hint="eastAsia" w:ascii="Times New Roman" w:hAnsi="Times New Roman" w:eastAsia="FangSong" w:cs="Times New Roman"/>
+        </w:rPr>
+        <w:t xml:space="preserve">和</w:t>
+      </w:r>
+      <w:r>
+        <w:rPr>
+          <w:rFonts w:ascii="Times New Roman" w:hAnsi="Times New Roman" w:eastAsia="Times New Roman" w:cs="Times New Roman"/>
+        </w:rPr>
+        <w:t xml:space="preserve"> AsF</w:t>
+      </w:r>
+      <w:r>
+        <w:rPr>
+          <w:rFonts w:ascii="Times New Roman" w:hAnsi="Times New Roman" w:eastAsia="Times New Roman" w:cs="Times New Roman"/>
+          <w:vertAlign w:val="subscript"/>
+        </w:rPr>
+        <w:t>5</w:t>
+      </w:r>
+      <w:r>
+        <w:rPr>
+          <w:rFonts w:ascii="Times New Roman" w:hAnsi="Times New Roman" w:eastAsia="Times New Roman" w:cs="Times New Roman"/>
+        </w:rPr>
+        <w:t xml:space="preserve"> </w:t>
+      </w:r>
+      <w:r>
+        <w:rPr>
+          <w:rFonts w:hint="eastAsia" w:ascii="Times New Roman" w:hAnsi="Times New Roman" w:eastAsia="FangSong" w:cs="Times New Roman"/>
+        </w:rPr>
+        <w:t>都不是良导体</w:t>
+      </w:r>
+      <w:r>
+        <w:rPr>
+          <w:rFonts w:hint="eastAsia" w:ascii="Times New Roman" w:hAnsi="Times New Roman" w:eastAsia="Times New Roman" w:cs="Times New Roman"/>
+        </w:rPr>
+        <w:t>,</w:t>
+      </w:r>
+      <w:r>
+        <w:rPr>
+          <w:rFonts w:ascii="Times New Roman" w:hAnsi="Times New Roman" w:eastAsia="Times New Roman" w:cs="Times New Roman"/>
+        </w:rPr>
+        <w:t xml:space="preserve"> </w:t>
+      </w:r>
+      <w:r>
+        <w:rPr>
+          <w:rFonts w:hint="eastAsia" w:ascii="Times New Roman" w:hAnsi="Times New Roman" w:eastAsia="FangSong" w:cs="Times New Roman"/>
+        </w:rPr>
+        <w:t>为什么两者混合后却成为导体</w:t>
+      </w:r>
+      <w:r>
+        <w:rPr>
+          <w:rFonts w:hint="eastAsia" w:ascii="Times New Roman" w:hAnsi="Times New Roman" w:eastAsia="Times New Roman" w:cs="Times New Roman"/>
+        </w:rPr>
+        <w:t>?</w:t>
+      </w:r>
+    </w:p>
+    <w:p>
+      <w:pPr>
+        <w:pStyle w:val="FirstParagraph"/>
+      </w:pPr>
+      <w:r>
+        <w:rPr>
+          <w:rFonts w:hint="eastAsia" w:ascii="Times New Roman" w:hAnsi="Times New Roman" w:eastAsia="Times New Roman" w:cs="Times New Roman"/>
+        </w:rPr>
+        <w:t>(3)</w:t>
+      </w:r>
+      <w:r>
+        <w:rPr>
+          <w:rFonts w:hint="eastAsia" w:ascii="Times New Roman" w:hAnsi="Times New Roman" w:eastAsia="FangSong" w:cs="Times New Roman"/>
+        </w:rPr>
+        <w:t>对下面测定的</w:t>
+      </w:r>
+      <w:r>
+        <w:rPr>
+          <w:rFonts w:ascii="Times New Roman" w:hAnsi="Times New Roman" w:eastAsia="Times New Roman" w:cs="Times New Roman"/>
+        </w:rPr>
+        <w:t xml:space="preserve"> N、P </w:t>
+      </w:r>
+      <w:r>
+        <w:rPr>
+          <w:rFonts w:hint="eastAsia" w:ascii="Times New Roman" w:hAnsi="Times New Roman" w:eastAsia="FangSong" w:cs="Times New Roman"/>
+        </w:rPr>
+        <w:t>的氢化物和氟化物的键角的各种相互差异做出解释</w:t>
+      </w:r>
+      <w:r>
+        <w:rPr>
+          <w:rFonts w:hint="eastAsia" w:ascii="Times New Roman" w:hAnsi="Times New Roman" w:eastAsia="Times New Roman" w:cs="Times New Roman"/>
+        </w:rPr>
+        <w:t>。</w:t>
+      </w:r>
+    </w:p>
+    <w:p>
+      <w:pPr>
+        <w:pStyle w:val="BodyText"/>
+      </w:pPr>
+      <m:oMathPara>
+        <m:oMathParaPr>
+          <m:jc m:val="center"/>
+          <m:ctrlPr>
+            <w:rPr>
+              <w:sz w:val="28"/>
+              <w:szCs w:val="28"/>
+            </w:rPr>
+          </m:ctrlPr>
+        </m:oMathParaPr>
+        <m:oMath>
+          <m:sSub>
+            <m:e>
+              <m:r>
+                <m:rPr>
+                  <m:sty m:val="p"/>
+                </m:rPr>
+                <m:t>N</m:t>
+              </m:r>
+              <m:r>
+                <m:rPr>
+                  <m:sty m:val="p"/>
+                </m:rPr>
+                <m:t>H</m:t>
+              </m:r>
+            </m:e>
+            <m:sub>
+              <m:r>
+                <m:t>3</m:t>
+              </m:r>
+            </m:sub>
+          </m:sSub>
+          <m:r>
+            <m:rPr>
+              <m:sty m:val="p"/>
+            </m:rPr>
+            <m:t>:</m:t>
+          </m:r>
+          <m:r>
+            <m:t>1</m:t>
+          </m:r>
+          <m:r>
+            <m:t>0</m:t>
+          </m:r>
+          <m:sSup>
+            <m:e>
+              <m:r>
+                <m:t>7</m:t>
+              </m:r>
+            </m:e>
+            <m:sup>
+              <m:r>
+                <m:rPr>
+                  <m:sty m:val="p"/>
+                </m:rPr>
+                <m:t>∘</m:t>
+              </m:r>
+            </m:sup>
+          </m:sSup>
+          <m:r>
+            <m:t> </m:t>
+          </m:r>
+          <m:sSub>
+            <m:e>
+              <m:r>
+                <m:rPr>
+                  <m:sty m:val="p"/>
+                </m:rPr>
+                <m:t>P</m:t>
+              </m:r>
+              <m:r>
+                <m:rPr>
+                  <m:sty m:val="p"/>
+                </m:rPr>
+                <m:t>H</m:t>
+              </m:r>
+            </m:e>
+            <m:sub>
+              <m:r>
+                <m:t>3</m:t>
+              </m:r>
+            </m:sub>
+          </m:sSub>
+          <m:r>
+            <m:rPr>
+              <m:sty m:val="p"/>
+            </m:rPr>
+            <m:t>:</m:t>
+          </m:r>
+          <m:r>
+            <m:t>9</m:t>
+          </m:r>
+          <m:sSup>
+            <m:e>
+              <m:r>
+                <m:t>3</m:t>
+              </m:r>
+            </m:e>
+            <m:sup>
+              <m:r>
+                <m:rPr>
+                  <m:sty m:val="p"/>
+                </m:rPr>
+                <m:t>∘</m:t>
+              </m:r>
+            </m:sup>
+          </m:sSup>
+          <m:r>
+            <m:t> </m:t>
+          </m:r>
+          <m:sSub>
+            <m:e>
+              <m:r>
+                <m:rPr>
+                  <m:sty m:val="p"/>
+                </m:rPr>
+                <m:t>N</m:t>
+              </m:r>
+              <m:r>
+                <m:rPr>
+                  <m:sty m:val="p"/>
+                </m:rPr>
+                <m:t>F</m:t>
+              </m:r>
+            </m:e>
+            <m:sub>
+              <m:r>
+                <m:t>3</m:t>
+              </m:r>
+            </m:sub>
+          </m:sSub>
+          <m:r>
+            <m:rPr>
+              <m:sty m:val="p"/>
+            </m:rPr>
+            <m:t>:</m:t>
+          </m:r>
+          <m:r>
+            <m:t>1</m:t>
+          </m:r>
+          <m:r>
+            <m:t>0</m:t>
+          </m:r>
+          <m:sSup>
+            <m:e>
+              <m:r>
+                <m:t>2</m:t>
+              </m:r>
+            </m:e>
+            <m:sup>
+              <m:r>
+                <m:rPr>
+                  <m:sty m:val="p"/>
+                </m:rPr>
+                <m:t>∘</m:t>
+              </m:r>
+            </m:sup>
+          </m:sSup>
+          <m:r>
+            <m:t> </m:t>
+          </m:r>
+          <m:sSub>
+            <m:e>
+              <m:r>
+                <m:rPr>
+                  <m:sty m:val="p"/>
+                </m:rPr>
+                <m:t>P</m:t>
+              </m:r>
+              <m:r>
+                <m:rPr>
+                  <m:sty m:val="p"/>
+                </m:rPr>
+                <m:t>F</m:t>
+              </m:r>
+            </m:e>
+            <m:sub>
+              <m:r>
+                <m:t>3</m:t>
+              </m:r>
+            </m:sub>
+          </m:sSub>
+          <m:r>
+            <m:rPr>
+              <m:sty m:val="p"/>
+            </m:rPr>
+            <m:t>:</m:t>
+          </m:r>
+          <m:r>
+            <m:t>1</m:t>
+          </m:r>
+          <m:r>
+            <m:t>0</m:t>
+          </m:r>
+          <m:sSup>
+            <m:e>
+              <m:r>
+                <m:t>4</m:t>
+              </m:r>
+            </m:e>
+            <m:sup>
+              <m:r>
+                <m:rPr>
+                  <m:sty m:val="p"/>
+                </m:rPr>
+                <m:t>∘</m:t>
+              </m:r>
+            </m:sup>
+          </m:sSup>
+        </m:oMath>
+      </m:oMathPara>
+    </w:p>
+    <w:p>
+      <w:pPr>
+        <w:pStyle w:val="FirstParagraph"/>
+      </w:pPr>
+      <w:r>
+        <w:rPr>
+          <w:rFonts w:ascii="Times New Roman" w:hAnsi="Times New Roman" w:eastAsia="Times New Roman" w:cs="Times New Roman"/>
+        </w:rPr>
+        <w:t xml:space="preserve">used_in:</w:t>
+      </w:r>
+      <w:r>
+        <w:rPr>
+          <w:rFonts w:ascii="Times New Roman" w:hAnsi="Times New Roman" w:eastAsia="Times New Roman" w:cs="Times New Roman"/>
+        </w:rPr>
+        <w:t xml:space="preserve"> </w:t>
+      </w:r>
+      <w:r>
+        <w:rPr>
+          <w:rFonts w:hint="eastAsia" w:ascii="Times New Roman" w:hAnsi="Times New Roman" w:eastAsia="Times New Roman" w:cs="Times New Roman"/>
+        </w:rPr>
+        <w:t>“</w:t>
+      </w:r>
+      <w:r>
+        <w:rPr>
+          <w:rFonts w:hint="eastAsia" w:ascii="Times New Roman" w:hAnsi="Times New Roman" w:eastAsia="FangSong" w:cs="Times New Roman"/>
+        </w:rPr>
+        <w:t>第二轮习题集</w:t>
+      </w:r>
+      <w:r>
+        <w:rPr>
+          <w:rFonts w:hint="eastAsia" w:ascii="Times New Roman" w:hAnsi="Times New Roman" w:eastAsia="Times New Roman" w:cs="Times New Roman"/>
+        </w:rPr>
+        <w:t>-</w:t>
+      </w:r>
+      <w:r>
+        <w:rPr>
+          <w:rFonts w:hint="eastAsia" w:ascii="Times New Roman" w:hAnsi="Times New Roman" w:eastAsia="FangSong" w:cs="Times New Roman"/>
+        </w:rPr>
+        <w:t>结构化学一</w:t>
+      </w:r>
+      <w:r>
+        <w:rPr>
+          <w:rFonts w:hint="eastAsia" w:ascii="Times New Roman" w:hAnsi="Times New Roman" w:eastAsia="Times New Roman" w:cs="Times New Roman"/>
+        </w:rPr>
+        <w:t>”</w:t>
+      </w:r>
+    </w:p>
+    <w:p>
+      <w:pPr>
+        <w:spacing w:before="160" w:after="80"/>
+      </w:pPr>
+      <w:r>
+        <w:pict>
+          <v:rect style="width:0;height:1.5pt" o:hralign="center" o:hrstd="t" o:hr="t"/>
+        </w:pict>
+      </w:r>
+    </w:p>
+    <w:bookmarkEnd w:id="10"/>
+    <w:bookmarkStart w:id="11" w:name="竞赛提升"/>
+    <w:p>
+      <w:pPr>
+        <w:pStyle w:val="Heading2"/>
+        <w:spacing w:before="280" w:after="80"/>
+        <w:keepNext/>
+      </w:pPr>
+      <w:r>
+        <w:rPr>
+          <w:rFonts w:hint="eastAsia" w:ascii="Times New Roman" w:hAnsi="Times New Roman" w:eastAsia="SimHei" w:cs="Times New Roman"/>
+        </w:rPr>
+        <w:t xml:space="preserve">竞赛提升</w:t>
+      </w:r>
+    </w:p>
+    <w:bookmarkEnd w:id="11"/>
+    <w:bookmarkStart w:id="12" w:name="ch2a-10-铜的氟化物磁性推断"/>
+    <w:p>
+      <w:pPr>
+        <w:pStyle w:val="Heading2"/>
+        <w:spacing w:before="280" w:after="80"/>
+        <w:keepNext/>
+      </w:pPr>
+      <w:r>
+        <w:rPr>
+          <w:rFonts w:ascii="Times New Roman" w:hAnsi="Times New Roman" w:eastAsia="Times New Roman" w:cs="Times New Roman"/>
+        </w:rPr>
+        <w:t xml:space="preserve">8.2 </w:t>
+      </w:r>
+      <w:r>
+        <w:rPr>
+          <w:rFonts w:hint="eastAsia" w:ascii="Times New Roman" w:hAnsi="Times New Roman" w:eastAsia="Times New Roman" w:cs="Times New Roman"/>
+        </w:rPr>
+        <w:t>Ch2A-10-</w:t>
       </w:r>
       <w:r>
         <w:rPr>
@@ -572,8 +1265,8 @@
         </w:pict>
       </w:r>
     </w:p>
-    <w:bookmarkEnd w:id="9"/>
-    <w:bookmarkStart w:id="10" w:name="一分册测试-ch9a-2-六元素推断与s4n4"/>
+    <w:bookmarkEnd w:id="12"/>
+    <w:bookmarkStart w:id="13" w:name="ch9a-2-六元素推断与s4n4"/>
     <w:p>
       <w:pPr>
         <w:pStyle w:val="Heading2"/>
@@ -584,19 +1277,13 @@
         <w:rPr>
           <w:rFonts w:ascii="Times New Roman" w:hAnsi="Times New Roman" w:eastAsia="Times New Roman" w:cs="Times New Roman"/>
         </w:rPr>
-        <w:t xml:space="preserve">8.2 </w:t>
-      </w:r>
-      <w:r>
-        <w:rPr>
-          <w:rFonts w:hint="eastAsia" w:ascii="Times New Roman" w:hAnsi="Times New Roman" w:eastAsia="SimHei" w:cs="Times New Roman"/>
-        </w:rPr>
-        <w:t>一分册测试</w:t>
-      </w:r>
-      <w:r>
-        <w:rPr>
-          <w:rFonts w:hint="eastAsia" w:ascii="Times New Roman" w:hAnsi="Times New Roman" w:eastAsia="Times New Roman" w:cs="Times New Roman"/>
-        </w:rPr>
-        <w:t>-Ch9A-2-</w:t>
+        <w:t xml:space="preserve">8.3 </w:t>
+      </w:r>
+      <w:r>
+        <w:rPr>
+          <w:rFonts w:hint="eastAsia" w:ascii="Times New Roman" w:hAnsi="Times New Roman" w:eastAsia="Times New Roman" w:cs="Times New Roman"/>
+        </w:rPr>
+        <w:t>Ch9A-2-</w:t>
       </w:r>
       <w:r>
         <w:rPr>
@@ -2343,8 +3030,8 @@
         </w:pict>
       </w:r>
     </w:p>
-    <w:bookmarkEnd w:id="10"/>
-    <w:bookmarkStart w:id="11" w:name="一分册-测1-20"/>
+    <w:bookmarkEnd w:id="13"/>
+    <w:bookmarkStart w:id="14" w:name="一分册-测1-20"/>
     <w:p>
       <w:pPr>
         <w:pStyle w:val="Heading2"/>
@@ -2355,7 +3042,7 @@
         <w:rPr>
           <w:rFonts w:ascii="Times New Roman" w:hAnsi="Times New Roman" w:eastAsia="Times New Roman" w:cs="Times New Roman"/>
         </w:rPr>
-        <w:t xml:space="preserve">8.3 </w:t>
+        <w:t xml:space="preserve">8.4 </w:t>
       </w:r>
       <w:r>
         <w:rPr>
@@ -2385,293 +3072,6 @@
     <w:p>
       <w:pPr>
         <w:pStyle w:val="Compact"/>
-        <w:numPr>
-          <w:ilvl w:val="0"/>
-          <w:numId w:val="1001"/>
-        </w:numPr>
-      </w:pPr>
-      <w:r>
-        <w:rPr>
-          <w:rFonts w:ascii="Times New Roman" w:hAnsi="Times New Roman" w:eastAsia="Times New Roman" w:cs="Times New Roman"/>
-        </w:rPr>
-        <w:t xml:space="preserve">Tetraazidomethane </w:t>
-      </w:r>
-      <w:r>
-        <w:rPr>
-          <w:rFonts w:hint="eastAsia" w:ascii="Times New Roman" w:hAnsi="Times New Roman" w:eastAsia="FangSong" w:cs="Times New Roman"/>
-        </w:rPr>
-        <w:t xml:space="preserve">是化学家</w:t>
-      </w:r>
-      <w:r>
-        <w:rPr>
-          <w:rFonts w:ascii="Times New Roman" w:hAnsi="Times New Roman" w:eastAsia="Times New Roman" w:cs="Times New Roman"/>
-        </w:rPr>
-        <w:t xml:space="preserve"> 2006 </w:t>
-      </w:r>
-      <w:r>
-        <w:rPr>
-          <w:rFonts w:hint="eastAsia" w:ascii="Times New Roman" w:hAnsi="Times New Roman" w:eastAsia="FangSong" w:cs="Times New Roman"/>
-        </w:rPr>
-        <w:t>年新制得的一种只由两种元素构成的化合物</w:t>
-      </w:r>
-      <w:r>
-        <w:rPr>
-          <w:rFonts w:hint="eastAsia" w:ascii="Times New Roman" w:hAnsi="Times New Roman" w:eastAsia="Times New Roman" w:cs="Times New Roman"/>
-        </w:rPr>
-        <w:t>。</w:t>
-      </w:r>
-      <w:r>
-        <w:rPr>
-          <w:rFonts w:hint="eastAsia" w:ascii="Times New Roman" w:hAnsi="Times New Roman" w:eastAsia="FangSong" w:cs="Times New Roman"/>
-        </w:rPr>
-        <w:t>这两种元素一种是有机物中必不可少的</w:t>
-      </w:r>
-      <w:r>
-        <w:rPr>
-          <w:rFonts w:hint="eastAsia" w:ascii="Times New Roman" w:hAnsi="Times New Roman" w:eastAsia="Times New Roman" w:cs="Times New Roman"/>
-        </w:rPr>
-        <w:t>，</w:t>
-      </w:r>
-      <w:r>
-        <w:rPr>
-          <w:rFonts w:hint="eastAsia" w:ascii="Times New Roman" w:hAnsi="Times New Roman" w:eastAsia="FangSong" w:cs="Times New Roman"/>
-        </w:rPr>
-        <w:t>而另一种则是大气中含量最高的元素</w:t>
-      </w:r>
-      <w:r>
-        <w:rPr>
-          <w:rFonts w:hint="eastAsia" w:ascii="Times New Roman" w:hAnsi="Times New Roman" w:eastAsia="Times New Roman" w:cs="Times New Roman"/>
-        </w:rPr>
-        <w:t>。</w:t>
-      </w:r>
-      <w:r>
-        <w:rPr>
-          <w:rFonts w:hint="eastAsia" w:ascii="Times New Roman" w:hAnsi="Times New Roman" w:eastAsia="FangSong" w:cs="Times New Roman"/>
-        </w:rPr>
-        <w:t>制备</w:t>
-      </w:r>
-      <w:r>
-        <w:rPr>
-          <w:rFonts w:ascii="Times New Roman" w:hAnsi="Times New Roman" w:eastAsia="Times New Roman" w:cs="Times New Roman"/>
-        </w:rPr>
-        <w:t xml:space="preserve"> Tetraazidomethane </w:t>
-      </w:r>
-      <w:r>
-        <w:rPr>
-          <w:rFonts w:hint="eastAsia" w:ascii="Times New Roman" w:hAnsi="Times New Roman" w:eastAsia="FangSong" w:cs="Times New Roman"/>
-        </w:rPr>
-        <w:t xml:space="preserve">的一种方法是由含锑盐</w:t>
-      </w:r>
-      <w:r>
-        <w:rPr>
-          <w:rFonts w:ascii="Times New Roman" w:hAnsi="Times New Roman" w:eastAsia="Times New Roman" w:cs="Times New Roman"/>
-        </w:rPr>
-        <w:t xml:space="preserve"> A </w:t>
-      </w:r>
-      <w:r>
-        <w:rPr>
-          <w:rFonts w:hint="eastAsia" w:ascii="Times New Roman" w:hAnsi="Times New Roman" w:eastAsia="FangSong" w:cs="Times New Roman"/>
-        </w:rPr>
-        <w:t xml:space="preserve">与一种钠盐</w:t>
-      </w:r>
-      <w:r>
-        <w:rPr>
-          <w:rFonts w:ascii="Times New Roman" w:hAnsi="Times New Roman" w:eastAsia="Times New Roman" w:cs="Times New Roman"/>
-        </w:rPr>
-        <w:t xml:space="preserve"> B </w:t>
-      </w:r>
-      <w:r>
-        <w:rPr>
-          <w:rFonts w:hint="eastAsia" w:ascii="Times New Roman" w:hAnsi="Times New Roman" w:eastAsia="FangSong" w:cs="Times New Roman"/>
-        </w:rPr>
-        <w:t>在一定条件下发生复分解反应</w:t>
-      </w:r>
-      <w:r>
-        <w:rPr>
-          <w:rFonts w:hint="eastAsia" w:ascii="Times New Roman" w:hAnsi="Times New Roman" w:eastAsia="Times New Roman" w:cs="Times New Roman"/>
-        </w:rPr>
-        <w:t>。</w:t>
-      </w:r>
-      <w:r>
-        <w:rPr>
-          <w:rFonts w:hint="eastAsia" w:ascii="Times New Roman" w:hAnsi="Times New Roman" w:eastAsia="FangSong" w:cs="Times New Roman"/>
-        </w:rPr>
-        <w:t>盐</w:t>
-      </w:r>
-      <w:r>
-        <w:rPr>
-          <w:rFonts w:ascii="Times New Roman" w:hAnsi="Times New Roman" w:eastAsia="Times New Roman" w:cs="Times New Roman"/>
-        </w:rPr>
-        <w:t xml:space="preserve"> A </w:t>
-      </w:r>
-      <w:r>
-        <w:rPr>
-          <w:rFonts w:hint="eastAsia" w:ascii="Times New Roman" w:hAnsi="Times New Roman" w:eastAsia="FangSong" w:cs="Times New Roman"/>
-        </w:rPr>
-        <w:t>的阳离子为三角锥构型</w:t>
-      </w:r>
-      <w:r>
-        <w:rPr>
-          <w:rFonts w:hint="eastAsia" w:ascii="Times New Roman" w:hAnsi="Times New Roman" w:eastAsia="Times New Roman" w:cs="Times New Roman"/>
-        </w:rPr>
-        <w:t>，</w:t>
-      </w:r>
-      <w:r>
-        <w:rPr>
-          <w:rFonts w:hint="eastAsia" w:ascii="Times New Roman" w:hAnsi="Times New Roman" w:eastAsia="FangSong" w:cs="Times New Roman"/>
-        </w:rPr>
-        <w:t>含氮质量分数约为</w:t>
-      </w:r>
-      <w:r>
-        <w:rPr>
-          <w:rFonts w:ascii="Times New Roman" w:hAnsi="Times New Roman" w:eastAsia="Times New Roman" w:cs="Times New Roman"/>
-        </w:rPr>
-        <w:t xml:space="preserve"> </w:t>
-      </w:r>
-      <w:r>
-        <w:rPr>
-          <w:rFonts w:hint="eastAsia" w:ascii="Times New Roman" w:hAnsi="Times New Roman" w:eastAsia="Times New Roman" w:cs="Times New Roman"/>
-        </w:rPr>
-        <w:t>91.30%；</w:t>
-      </w:r>
-      <w:r>
-        <w:rPr>
-          <w:rFonts w:hint="eastAsia" w:ascii="Times New Roman" w:hAnsi="Times New Roman" w:eastAsia="FangSong" w:cs="Times New Roman"/>
-        </w:rPr>
-        <w:t>阴离子为</w:t>
-      </w:r>
-      <w:r>
-        <w:rPr>
-          <w:rFonts w:ascii="Times New Roman" w:hAnsi="Times New Roman" w:eastAsia="Times New Roman" w:cs="Times New Roman"/>
-        </w:rPr>
-        <w:t xml:space="preserve"> </w:t>
-      </w:r>
-      <w:r>
-        <w:rPr>
-          <w:rFonts w:hint="eastAsia" w:ascii="Times New Roman" w:hAnsi="Times New Roman" w:eastAsia="Times New Roman" w:cs="Times New Roman"/>
-        </w:rPr>
-        <w:t>SbCl</w:t>
-      </w:r>
-      <w:r>
-        <w:rPr>
-          <w:rFonts w:hint="eastAsia" w:ascii="Times New Roman" w:hAnsi="Times New Roman" w:eastAsia="Times New Roman" w:cs="Times New Roman"/>
-          <w:vertAlign w:val="subscript"/>
-        </w:rPr>
-        <w:t>6</w:t>
-      </w:r>
-      <w:r>
-        <w:rPr>
-          <w:rFonts w:hint="eastAsia" w:ascii="Times New Roman" w:hAnsi="Times New Roman" w:eastAsia="Times New Roman" w:cs="Times New Roman"/>
-          <w:vertAlign w:val="superscript"/>
-        </w:rPr>
-        <w:t>-</w:t>
-      </w:r>
-      <w:r>
-        <w:rPr>
-          <w:rFonts w:hint="eastAsia" w:ascii="Times New Roman" w:hAnsi="Times New Roman" w:eastAsia="Times New Roman" w:cs="Times New Roman"/>
-        </w:rPr>
-        <w:t>。</w:t>
-      </w:r>
-      <w:r>
-        <w:rPr>
-          <w:rFonts w:hint="eastAsia" w:ascii="Times New Roman" w:hAnsi="Times New Roman" w:eastAsia="FangSong" w:cs="Times New Roman"/>
-        </w:rPr>
-        <w:t>钠盐</w:t>
-      </w:r>
-      <w:r>
-        <w:rPr>
-          <w:rFonts w:ascii="Times New Roman" w:hAnsi="Times New Roman" w:eastAsia="Times New Roman" w:cs="Times New Roman"/>
-        </w:rPr>
-        <w:t xml:space="preserve"> B </w:t>
-      </w:r>
-      <w:r>
-        <w:rPr>
-          <w:rFonts w:hint="eastAsia" w:ascii="Times New Roman" w:hAnsi="Times New Roman" w:eastAsia="FangSong" w:cs="Times New Roman"/>
-        </w:rPr>
-        <w:t xml:space="preserve">的阴离子和</w:t>
-      </w:r>
-      <w:r>
-        <w:rPr>
-          <w:rFonts w:ascii="Times New Roman" w:hAnsi="Times New Roman" w:eastAsia="Times New Roman" w:cs="Times New Roman"/>
-        </w:rPr>
-        <w:t xml:space="preserve"> CO</w:t>
-      </w:r>
-      <w:r>
-        <w:rPr>
-          <w:rFonts w:ascii="Times New Roman" w:hAnsi="Times New Roman" w:eastAsia="Times New Roman" w:cs="Times New Roman"/>
-          <w:vertAlign w:val="subscript"/>
-        </w:rPr>
-        <w:t>2</w:t>
-      </w:r>
-      <w:r>
-        <w:rPr>
-          <w:rFonts w:ascii="Times New Roman" w:hAnsi="Times New Roman" w:eastAsia="Times New Roman" w:cs="Times New Roman"/>
-        </w:rPr>
-        <w:t xml:space="preserve"> </w:t>
-      </w:r>
-      <w:r>
-        <w:rPr>
-          <w:rFonts w:hint="eastAsia" w:ascii="Times New Roman" w:hAnsi="Times New Roman" w:eastAsia="FangSong" w:cs="Times New Roman"/>
-        </w:rPr>
-        <w:t>是等电子体</w:t>
-      </w:r>
-      <w:r>
-        <w:rPr>
-          <w:rFonts w:hint="eastAsia" w:ascii="Times New Roman" w:hAnsi="Times New Roman" w:eastAsia="Times New Roman" w:cs="Times New Roman"/>
-        </w:rPr>
-        <w:t>。Tetraazidomethane</w:t>
-      </w:r>
-      <w:r>
-        <w:rPr>
-          <w:rFonts w:ascii="Times New Roman" w:hAnsi="Times New Roman" w:eastAsia="Times New Roman" w:cs="Times New Roman"/>
-        </w:rPr>
-        <w:t xml:space="preserve"> </w:t>
-      </w:r>
-      <w:r>
-        <w:rPr>
-          <w:rFonts w:hint="eastAsia" w:ascii="Times New Roman" w:hAnsi="Times New Roman" w:eastAsia="FangSong" w:cs="Times New Roman"/>
-        </w:rPr>
-        <w:t>是一种高沸点的液体</w:t>
-      </w:r>
-      <w:r>
-        <w:rPr>
-          <w:rFonts w:hint="eastAsia" w:ascii="Times New Roman" w:hAnsi="Times New Roman" w:eastAsia="Times New Roman" w:cs="Times New Roman"/>
-        </w:rPr>
-        <w:t>，</w:t>
-      </w:r>
-      <w:r>
-        <w:rPr>
-          <w:rFonts w:hint="eastAsia" w:ascii="Times New Roman" w:hAnsi="Times New Roman" w:eastAsia="FangSong" w:cs="Times New Roman"/>
-        </w:rPr>
-        <w:t>含氮质量分数约为</w:t>
-      </w:r>
-      <w:r>
-        <w:rPr>
-          <w:rFonts w:ascii="Times New Roman" w:hAnsi="Times New Roman" w:eastAsia="Times New Roman" w:cs="Times New Roman"/>
-        </w:rPr>
-        <w:t xml:space="preserve"> </w:t>
-      </w:r>
-      <w:r>
-        <w:rPr>
-          <w:rFonts w:hint="eastAsia" w:ascii="Times New Roman" w:hAnsi="Times New Roman" w:eastAsia="Times New Roman" w:cs="Times New Roman"/>
-        </w:rPr>
-        <w:t>93.33%，</w:t>
-      </w:r>
-      <w:r>
-        <w:rPr>
-          <w:rFonts w:hint="eastAsia" w:ascii="Times New Roman" w:hAnsi="Times New Roman" w:eastAsia="FangSong" w:cs="Times New Roman"/>
-        </w:rPr>
-        <w:t>有一定的危险性</w:t>
-      </w:r>
-      <w:r>
-        <w:rPr>
-          <w:rFonts w:hint="eastAsia" w:ascii="Times New Roman" w:hAnsi="Times New Roman" w:eastAsia="Times New Roman" w:cs="Times New Roman"/>
-        </w:rPr>
-        <w:t>。</w:t>
-      </w:r>
-    </w:p>
-    <w:p>
-      <w:pPr>
         <w:numPr>
           <w:ilvl w:val="0"/>
           <w:numId w:val="1002"/>
@@ -2679,9 +3079,63 @@
       </w:pPr>
       <w:r>
         <w:rPr>
-          <w:rFonts w:hint="eastAsia" w:ascii="Times New Roman" w:hAnsi="Times New Roman" w:eastAsia="FangSong" w:cs="Times New Roman"/>
-        </w:rPr>
-        <w:t xml:space="preserve">与</w:t>
+          <w:rFonts w:ascii="Times New Roman" w:hAnsi="Times New Roman" w:eastAsia="Times New Roman" w:cs="Times New Roman"/>
+        </w:rPr>
+        <w:t xml:space="preserve">Tetraazidomethane </w:t>
+      </w:r>
+      <w:r>
+        <w:rPr>
+          <w:rFonts w:hint="eastAsia" w:ascii="Times New Roman" w:hAnsi="Times New Roman" w:eastAsia="FangSong" w:cs="Times New Roman"/>
+        </w:rPr>
+        <w:t xml:space="preserve">是化学家</w:t>
+      </w:r>
+      <w:r>
+        <w:rPr>
+          <w:rFonts w:ascii="Times New Roman" w:hAnsi="Times New Roman" w:eastAsia="Times New Roman" w:cs="Times New Roman"/>
+        </w:rPr>
+        <w:t xml:space="preserve"> 2006 </w:t>
+      </w:r>
+      <w:r>
+        <w:rPr>
+          <w:rFonts w:hint="eastAsia" w:ascii="Times New Roman" w:hAnsi="Times New Roman" w:eastAsia="FangSong" w:cs="Times New Roman"/>
+        </w:rPr>
+        <w:t>年新制得的一种只由两种元素构成的化合物</w:t>
+      </w:r>
+      <w:r>
+        <w:rPr>
+          <w:rFonts w:hint="eastAsia" w:ascii="Times New Roman" w:hAnsi="Times New Roman" w:eastAsia="Times New Roman" w:cs="Times New Roman"/>
+        </w:rPr>
+        <w:t>。</w:t>
+      </w:r>
+      <w:r>
+        <w:rPr>
+          <w:rFonts w:hint="eastAsia" w:ascii="Times New Roman" w:hAnsi="Times New Roman" w:eastAsia="FangSong" w:cs="Times New Roman"/>
+        </w:rPr>
+        <w:t>这两种元素一种是有机物中必不可少的</w:t>
+      </w:r>
+      <w:r>
+        <w:rPr>
+          <w:rFonts w:hint="eastAsia" w:ascii="Times New Roman" w:hAnsi="Times New Roman" w:eastAsia="Times New Roman" w:cs="Times New Roman"/>
+        </w:rPr>
+        <w:t>，</w:t>
+      </w:r>
+      <w:r>
+        <w:rPr>
+          <w:rFonts w:hint="eastAsia" w:ascii="Times New Roman" w:hAnsi="Times New Roman" w:eastAsia="FangSong" w:cs="Times New Roman"/>
+        </w:rPr>
+        <w:t>而另一种则是大气中含量最高的元素</w:t>
+      </w:r>
+      <w:r>
+        <w:rPr>
+          <w:rFonts w:hint="eastAsia" w:ascii="Times New Roman" w:hAnsi="Times New Roman" w:eastAsia="Times New Roman" w:cs="Times New Roman"/>
+        </w:rPr>
+        <w:t>。</w:t>
+      </w:r>
+      <w:r>
+        <w:rPr>
+          <w:rFonts w:hint="eastAsia" w:ascii="Times New Roman" w:hAnsi="Times New Roman" w:eastAsia="FangSong" w:cs="Times New Roman"/>
+        </w:rPr>
+        <w:t>制备</w:t>
       </w:r>
       <w:r>
         <w:rPr>
@@ -2693,7 +3147,55 @@
         <w:rPr>
           <w:rFonts w:hint="eastAsia" w:ascii="Times New Roman" w:hAnsi="Times New Roman" w:eastAsia="FangSong" w:cs="Times New Roman"/>
         </w:rPr>
-        <w:t>含有相同元素的二元化合物可能有着截然不同的性质</w:t>
+        <w:t xml:space="preserve">的一种方法是由含锑盐</w:t>
+      </w:r>
+      <w:r>
+        <w:rPr>
+          <w:rFonts w:ascii="Times New Roman" w:hAnsi="Times New Roman" w:eastAsia="Times New Roman" w:cs="Times New Roman"/>
+        </w:rPr>
+        <w:t xml:space="preserve"> A </w:t>
+      </w:r>
+      <w:r>
+        <w:rPr>
+          <w:rFonts w:hint="eastAsia" w:ascii="Times New Roman" w:hAnsi="Times New Roman" w:eastAsia="FangSong" w:cs="Times New Roman"/>
+        </w:rPr>
+        <w:t xml:space="preserve">与一种钠盐</w:t>
+      </w:r>
+      <w:r>
+        <w:rPr>
+          <w:rFonts w:ascii="Times New Roman" w:hAnsi="Times New Roman" w:eastAsia="Times New Roman" w:cs="Times New Roman"/>
+        </w:rPr>
+        <w:t xml:space="preserve"> B </w:t>
+      </w:r>
+      <w:r>
+        <w:rPr>
+          <w:rFonts w:hint="eastAsia" w:ascii="Times New Roman" w:hAnsi="Times New Roman" w:eastAsia="FangSong" w:cs="Times New Roman"/>
+        </w:rPr>
+        <w:t>在一定条件下发生复分解反应</w:t>
+      </w:r>
+      <w:r>
+        <w:rPr>
+          <w:rFonts w:hint="eastAsia" w:ascii="Times New Roman" w:hAnsi="Times New Roman" w:eastAsia="Times New Roman" w:cs="Times New Roman"/>
+        </w:rPr>
+        <w:t>。</w:t>
+      </w:r>
+      <w:r>
+        <w:rPr>
+          <w:rFonts w:hint="eastAsia" w:ascii="Times New Roman" w:hAnsi="Times New Roman" w:eastAsia="FangSong" w:cs="Times New Roman"/>
+        </w:rPr>
+        <w:t>盐</w:t>
+      </w:r>
+      <w:r>
+        <w:rPr>
+          <w:rFonts w:ascii="Times New Roman" w:hAnsi="Times New Roman" w:eastAsia="Times New Roman" w:cs="Times New Roman"/>
+        </w:rPr>
+        <w:t xml:space="preserve"> A </w:t>
+      </w:r>
+      <w:r>
+        <w:rPr>
+          <w:rFonts w:hint="eastAsia" w:ascii="Times New Roman" w:hAnsi="Times New Roman" w:eastAsia="FangSong" w:cs="Times New Roman"/>
+        </w:rPr>
+        <w:t>的阳离子为三角锥构型</w:t>
       </w:r>
       <w:r>
         <w:rPr>
@@ -2705,19 +3207,51 @@
         <w:rPr>
           <w:rFonts w:hint="eastAsia" w:ascii="Times New Roman" w:hAnsi="Times New Roman" w:eastAsia="FangSong" w:cs="Times New Roman"/>
         </w:rPr>
-        <w:t>比如按照化合价一般规律组成的最简单形式的化合物</w:t>
-      </w:r>
-      <w:r>
-        <w:rPr>
-          <w:rFonts w:ascii="Times New Roman" w:hAnsi="Times New Roman" w:eastAsia="Times New Roman" w:cs="Times New Roman"/>
-        </w:rPr>
-        <w:t xml:space="preserve"> X </w:t>
-      </w:r>
-      <w:r>
-        <w:rPr>
-          <w:rFonts w:hint="eastAsia" w:ascii="Times New Roman" w:hAnsi="Times New Roman" w:eastAsia="FangSong" w:cs="Times New Roman"/>
-        </w:rPr>
-        <w:t>在材料科学中有着特殊的研究意义</w:t>
+        <w:t>含氮质量分数约为</w:t>
+      </w:r>
+      <w:r>
+        <w:rPr>
+          <w:rFonts w:ascii="Times New Roman" w:hAnsi="Times New Roman" w:eastAsia="Times New Roman" w:cs="Times New Roman"/>
+        </w:rPr>
+        <w:t xml:space="preserve"> </w:t>
+      </w:r>
+      <w:r>
+        <w:rPr>
+          <w:rFonts w:hint="eastAsia" w:ascii="Times New Roman" w:hAnsi="Times New Roman" w:eastAsia="Times New Roman" w:cs="Times New Roman"/>
+        </w:rPr>
+        <w:t>91.30%；</w:t>
+      </w:r>
+      <w:r>
+        <w:rPr>
+          <w:rFonts w:hint="eastAsia" w:ascii="Times New Roman" w:hAnsi="Times New Roman" w:eastAsia="FangSong" w:cs="Times New Roman"/>
+        </w:rPr>
+        <w:t>阴离子为</w:t>
+      </w:r>
+      <w:r>
+        <w:rPr>
+          <w:rFonts w:ascii="Times New Roman" w:hAnsi="Times New Roman" w:eastAsia="Times New Roman" w:cs="Times New Roman"/>
+        </w:rPr>
+        <w:t xml:space="preserve"> </w:t>
+      </w:r>
+      <w:r>
+        <w:rPr>
+          <w:rFonts w:hint="eastAsia" w:ascii="Times New Roman" w:hAnsi="Times New Roman" w:eastAsia="Times New Roman" w:cs="Times New Roman"/>
+        </w:rPr>
+        <w:t>SbCl</w:t>
+      </w:r>
+      <w:r>
+        <w:rPr>
+          <w:rFonts w:hint="eastAsia" w:ascii="Times New Roman" w:hAnsi="Times New Roman" w:eastAsia="Times New Roman" w:cs="Times New Roman"/>
+          <w:vertAlign w:val="subscript"/>
+        </w:rPr>
+        <w:t>6</w:t>
+      </w:r>
+      <w:r>
+        <w:rPr>
+          <w:rFonts w:hint="eastAsia" w:ascii="Times New Roman" w:hAnsi="Times New Roman" w:eastAsia="Times New Roman" w:cs="Times New Roman"/>
+          <w:vertAlign w:val="superscript"/>
+        </w:rPr>
+        <w:t>-</w:t>
       </w:r>
       <w:r>
         <w:rPr>
@@ -2729,20 +3263,173 @@
         <w:rPr>
           <w:rFonts w:hint="eastAsia" w:ascii="Times New Roman" w:hAnsi="Times New Roman" w:eastAsia="FangSong" w:cs="Times New Roman"/>
         </w:rPr>
-        <w:t>其化学式为</w:t>
-      </w:r>
-      <w:r>
-        <w:rPr>
-          <w:rFonts w:hint="eastAsia" w:ascii="Times New Roman" w:hAnsi="Times New Roman" w:eastAsia="Times New Roman" w:cs="Times New Roman"/>
-        </w:rPr>
-        <w:t>____。</w:t>
+        <w:t>钠盐</w:t>
+      </w:r>
+      <w:r>
+        <w:rPr>
+          <w:rFonts w:ascii="Times New Roman" w:hAnsi="Times New Roman" w:eastAsia="Times New Roman" w:cs="Times New Roman"/>
+        </w:rPr>
+        <w:t xml:space="preserve"> B </w:t>
+      </w:r>
+      <w:r>
+        <w:rPr>
+          <w:rFonts w:hint="eastAsia" w:ascii="Times New Roman" w:hAnsi="Times New Roman" w:eastAsia="FangSong" w:cs="Times New Roman"/>
+        </w:rPr>
+        <w:t xml:space="preserve">的阴离子和</w:t>
+      </w:r>
+      <w:r>
+        <w:rPr>
+          <w:rFonts w:ascii="Times New Roman" w:hAnsi="Times New Roman" w:eastAsia="Times New Roman" w:cs="Times New Roman"/>
+        </w:rPr>
+        <w:t xml:space="preserve"> CO</w:t>
+      </w:r>
+      <w:r>
+        <w:rPr>
+          <w:rFonts w:ascii="Times New Roman" w:hAnsi="Times New Roman" w:eastAsia="Times New Roman" w:cs="Times New Roman"/>
+          <w:vertAlign w:val="subscript"/>
+        </w:rPr>
+        <w:t>2</w:t>
+      </w:r>
+      <w:r>
+        <w:rPr>
+          <w:rFonts w:ascii="Times New Roman" w:hAnsi="Times New Roman" w:eastAsia="Times New Roman" w:cs="Times New Roman"/>
+        </w:rPr>
+        <w:t xml:space="preserve"> </w:t>
+      </w:r>
+      <w:r>
+        <w:rPr>
+          <w:rFonts w:hint="eastAsia" w:ascii="Times New Roman" w:hAnsi="Times New Roman" w:eastAsia="FangSong" w:cs="Times New Roman"/>
+        </w:rPr>
+        <w:t>是等电子体</w:t>
+      </w:r>
+      <w:r>
+        <w:rPr>
+          <w:rFonts w:hint="eastAsia" w:ascii="Times New Roman" w:hAnsi="Times New Roman" w:eastAsia="Times New Roman" w:cs="Times New Roman"/>
+        </w:rPr>
+        <w:t>。Tetraazidomethane</w:t>
+      </w:r>
+      <w:r>
+        <w:rPr>
+          <w:rFonts w:ascii="Times New Roman" w:hAnsi="Times New Roman" w:eastAsia="Times New Roman" w:cs="Times New Roman"/>
+        </w:rPr>
+        <w:t xml:space="preserve"> </w:t>
+      </w:r>
+      <w:r>
+        <w:rPr>
+          <w:rFonts w:hint="eastAsia" w:ascii="Times New Roman" w:hAnsi="Times New Roman" w:eastAsia="FangSong" w:cs="Times New Roman"/>
+        </w:rPr>
+        <w:t>是一种高沸点的液体</w:t>
+      </w:r>
+      <w:r>
+        <w:rPr>
+          <w:rFonts w:hint="eastAsia" w:ascii="Times New Roman" w:hAnsi="Times New Roman" w:eastAsia="Times New Roman" w:cs="Times New Roman"/>
+        </w:rPr>
+        <w:t>，</w:t>
+      </w:r>
+      <w:r>
+        <w:rPr>
+          <w:rFonts w:hint="eastAsia" w:ascii="Times New Roman" w:hAnsi="Times New Roman" w:eastAsia="FangSong" w:cs="Times New Roman"/>
+        </w:rPr>
+        <w:t>含氮质量分数约为</w:t>
+      </w:r>
+      <w:r>
+        <w:rPr>
+          <w:rFonts w:ascii="Times New Roman" w:hAnsi="Times New Roman" w:eastAsia="Times New Roman" w:cs="Times New Roman"/>
+        </w:rPr>
+        <w:t xml:space="preserve"> </w:t>
+      </w:r>
+      <w:r>
+        <w:rPr>
+          <w:rFonts w:hint="eastAsia" w:ascii="Times New Roman" w:hAnsi="Times New Roman" w:eastAsia="Times New Roman" w:cs="Times New Roman"/>
+        </w:rPr>
+        <w:t>93.33%，</w:t>
+      </w:r>
+      <w:r>
+        <w:rPr>
+          <w:rFonts w:hint="eastAsia" w:ascii="Times New Roman" w:hAnsi="Times New Roman" w:eastAsia="FangSong" w:cs="Times New Roman"/>
+        </w:rPr>
+        <w:t>有一定的危险性</w:t>
+      </w:r>
+      <w:r>
+        <w:rPr>
+          <w:rFonts w:hint="eastAsia" w:ascii="Times New Roman" w:hAnsi="Times New Roman" w:eastAsia="Times New Roman" w:cs="Times New Roman"/>
+        </w:rPr>
+        <w:t>。</w:t>
       </w:r>
     </w:p>
     <w:p>
       <w:pPr>
         <w:numPr>
           <w:ilvl w:val="0"/>
-          <w:numId w:val="1002"/>
+          <w:numId w:val="1003"/>
+        </w:numPr>
+      </w:pPr>
+      <w:r>
+        <w:rPr>
+          <w:rFonts w:hint="eastAsia" w:ascii="Times New Roman" w:hAnsi="Times New Roman" w:eastAsia="FangSong" w:cs="Times New Roman"/>
+        </w:rPr>
+        <w:t xml:space="preserve">与</w:t>
+      </w:r>
+      <w:r>
+        <w:rPr>
+          <w:rFonts w:ascii="Times New Roman" w:hAnsi="Times New Roman" w:eastAsia="Times New Roman" w:cs="Times New Roman"/>
+        </w:rPr>
+        <w:t xml:space="preserve"> Tetraazidomethane </w:t>
+      </w:r>
+      <w:r>
+        <w:rPr>
+          <w:rFonts w:hint="eastAsia" w:ascii="Times New Roman" w:hAnsi="Times New Roman" w:eastAsia="FangSong" w:cs="Times New Roman"/>
+        </w:rPr>
+        <w:t>含有相同元素的二元化合物可能有着截然不同的性质</w:t>
+      </w:r>
+      <w:r>
+        <w:rPr>
+          <w:rFonts w:hint="eastAsia" w:ascii="Times New Roman" w:hAnsi="Times New Roman" w:eastAsia="Times New Roman" w:cs="Times New Roman"/>
+        </w:rPr>
+        <w:t>，</w:t>
+      </w:r>
+      <w:r>
+        <w:rPr>
+          <w:rFonts w:hint="eastAsia" w:ascii="Times New Roman" w:hAnsi="Times New Roman" w:eastAsia="FangSong" w:cs="Times New Roman"/>
+        </w:rPr>
+        <w:t>比如按照化合价一般规律组成的最简单形式的化合物</w:t>
+      </w:r>
+      <w:r>
+        <w:rPr>
+          <w:rFonts w:ascii="Times New Roman" w:hAnsi="Times New Roman" w:eastAsia="Times New Roman" w:cs="Times New Roman"/>
+        </w:rPr>
+        <w:t xml:space="preserve"> X </w:t>
+      </w:r>
+      <w:r>
+        <w:rPr>
+          <w:rFonts w:hint="eastAsia" w:ascii="Times New Roman" w:hAnsi="Times New Roman" w:eastAsia="FangSong" w:cs="Times New Roman"/>
+        </w:rPr>
+        <w:t>在材料科学中有着特殊的研究意义</w:t>
+      </w:r>
+      <w:r>
+        <w:rPr>
+          <w:rFonts w:hint="eastAsia" w:ascii="Times New Roman" w:hAnsi="Times New Roman" w:eastAsia="Times New Roman" w:cs="Times New Roman"/>
+        </w:rPr>
+        <w:t>。</w:t>
+      </w:r>
+      <w:r>
+        <w:rPr>
+          <w:rFonts w:hint="eastAsia" w:ascii="Times New Roman" w:hAnsi="Times New Roman" w:eastAsia="FangSong" w:cs="Times New Roman"/>
+        </w:rPr>
+        <w:t>其化学式为</w:t>
+      </w:r>
+      <w:r>
+        <w:rPr>
+          <w:rFonts w:hint="eastAsia" w:ascii="Times New Roman" w:hAnsi="Times New Roman" w:eastAsia="Times New Roman" w:cs="Times New Roman"/>
+        </w:rPr>
+        <w:t>____。</w:t>
+      </w:r>
+    </w:p>
+    <w:p>
+      <w:pPr>
+        <w:numPr>
+          <w:ilvl w:val="0"/>
+          <w:numId w:val="1003"/>
         </w:numPr>
       </w:pPr>
       <w:r>
@@ -2948,7 +3635,7 @@
       <w:pPr>
         <w:numPr>
           <w:ilvl w:val="0"/>
-          <w:numId w:val="1002"/>
+          <w:numId w:val="1003"/>
         </w:numPr>
       </w:pPr>
       <w:r>
@@ -3199,7 +3886,7 @@
         <w:pStyle w:val="Compact"/>
         <w:numPr>
           <w:ilvl w:val="0"/>
-          <w:numId w:val="1003"/>
+          <w:numId w:val="1004"/>
         </w:numPr>
       </w:pPr>
       <w:r>
@@ -3285,8 +3972,8 @@
         </w:pict>
       </w:r>
     </w:p>
-    <w:bookmarkEnd w:id="11"/>
-    <w:bookmarkStart w:id="30" w:name="一分册测试-ch9a-9-锂电池尖晶石综合"/>
+    <w:bookmarkEnd w:id="14"/>
+    <w:bookmarkStart w:id="33" w:name="ch9a-9-锂电池尖晶石综合"/>
     <w:p>
       <w:pPr>
         <w:pStyle w:val="Heading2"/>
@@ -3297,19 +3984,13 @@
         <w:rPr>
           <w:rFonts w:ascii="Times New Roman" w:hAnsi="Times New Roman" w:eastAsia="Times New Roman" w:cs="Times New Roman"/>
         </w:rPr>
-        <w:t xml:space="preserve">8.4 </w:t>
-      </w:r>
-      <w:r>
-        <w:rPr>
-          <w:rFonts w:hint="eastAsia" w:ascii="Times New Roman" w:hAnsi="Times New Roman" w:eastAsia="SimHei" w:cs="Times New Roman"/>
-        </w:rPr>
-        <w:t>一分册测试</w:t>
-      </w:r>
-      <w:r>
-        <w:rPr>
-          <w:rFonts w:hint="eastAsia" w:ascii="Times New Roman" w:hAnsi="Times New Roman" w:eastAsia="Times New Roman" w:cs="Times New Roman"/>
-        </w:rPr>
-        <w:t>-Ch9A-9-</w:t>
+        <w:t xml:space="preserve">8.5 </w:t>
+      </w:r>
+      <w:r>
+        <w:rPr>
+          <w:rFonts w:hint="eastAsia" w:ascii="Times New Roman" w:hAnsi="Times New Roman" w:eastAsia="Times New Roman" w:cs="Times New Roman"/>
+        </w:rPr>
+        <w:t>Ch9A-9-</w:t>
       </w:r>
       <w:r>
         <w:rPr>
@@ -3409,18 +4090,18 @@
           <wp:inline>
             <wp:extent cx="3240000" cy="3078947"/>
             <wp:effectExtent b="0" l="0" r="0" t="0"/>
-            <wp:docPr descr="" title="" id="13" name="Picture"/>
+            <wp:docPr descr="" title="" id="16" name="Picture"/>
             <a:graphic>
               <a:graphicData uri="http://schemas.openxmlformats.org/drawingml/2006/picture">
                 <pic:pic>
                   <pic:nvPicPr>
-                    <pic:cNvPr descr="eaa3a667e86f1cfa91fcdccc02b907dd7b884a458b6189df6295eff1a9be2d43.jpg" id="14" name="Picture"/>
+                    <pic:cNvPr descr="eaa3a667e86f1cfa91fcdccc02b907dd7b884a458b6189df6295eff1a9be2d43.jpg" id="17" name="Picture"/>
                     <pic:cNvPicPr>
                       <a:picLocks noChangeArrowheads="1" noChangeAspect="1"/>
                     </pic:cNvPicPr>
                   </pic:nvPicPr>
                   <pic:blipFill>
-                    <a:blip r:embed="rId12"/>
+                    <a:blip r:embed="rId15"/>
                     <a:stretch>
                       <a:fillRect/>
                     </a:stretch>
@@ -3508,18 +4189,18 @@
           <wp:inline>
             <wp:extent cx="3240000" cy="3023123"/>
             <wp:effectExtent b="0" l="0" r="0" t="0"/>
-            <wp:docPr descr="" title="" id="16" name="Picture"/>
+            <wp:docPr descr="" title="" id="19" name="Picture"/>
             <a:graphic>
               <a:graphicData uri="http://schemas.openxmlformats.org/drawingml/2006/picture">
                 <pic:pic>
                   <pic:nvPicPr>
-                    <pic:cNvPr descr="d76049dee9a18143f06fbf7ff04c5eaf7f58a0568902c986cc4d144e41f962af.jpg" id="17" name="Picture"/>
+                    <pic:cNvPr descr="d76049dee9a18143f06fbf7ff04c5eaf7f58a0568902c986cc4d144e41f962af.jpg" id="20" name="Picture"/>
                     <pic:cNvPicPr>
                       <a:picLocks noChangeArrowheads="1" noChangeAspect="1"/>
                     </pic:cNvPicPr>
                   </pic:nvPicPr>
                   <pic:blipFill>
-                    <a:blip r:embed="rId15"/>
+                    <a:blip r:embed="rId18"/>
                     <a:stretch>
                       <a:fillRect/>
                     </a:stretch>
@@ -3607,18 +4288,18 @@
           <wp:inline>
             <wp:extent cx="3240000" cy="2616627"/>
             <wp:effectExtent b="0" l="0" r="0" t="0"/>
-            <wp:docPr descr="" title="" id="19" name="Picture"/>
+            <wp:docPr descr="" title="" id="22" name="Picture"/>
             <a:graphic>
               <a:graphicData uri="http://schemas.openxmlformats.org/drawingml/2006/picture">
                 <pic:pic>
                   <pic:nvPicPr>
-                    <pic:cNvPr descr="e22212c7edc7b8ec920dcfedaf6fc4c795850998240a88e3b90c92eab8038b27.jpg" id="20" name="Picture"/>
+                    <pic:cNvPr descr="e22212c7edc7b8ec920dcfedaf6fc4c795850998240a88e3b90c92eab8038b27.jpg" id="23" name="Picture"/>
                     <pic:cNvPicPr>
                       <a:picLocks noChangeArrowheads="1" noChangeAspect="1"/>
                     </pic:cNvPicPr>
                   </pic:nvPicPr>
                   <pic:blipFill>
-                    <a:blip r:embed="rId18"/>
+                    <a:blip r:embed="rId21"/>
                     <a:stretch>
                       <a:fillRect/>
                     </a:stretch>
@@ -4593,7 +5274,7 @@
         <w:pStyle w:val="Compact"/>
         <w:numPr>
           <w:ilvl w:val="0"/>
-          <w:numId w:val="1004"/>
+          <w:numId w:val="1005"/>
         </w:numPr>
       </w:pPr>
       <w:r>
@@ -4614,7 +5295,7 @@
         <w:pStyle w:val="Compact"/>
         <w:numPr>
           <w:ilvl w:val="0"/>
-          <w:numId w:val="1004"/>
+          <w:numId w:val="1005"/>
         </w:numPr>
       </w:pPr>
       <m:oMath>
@@ -4681,7 +5362,7 @@
         <w:pStyle w:val="Compact"/>
         <w:numPr>
           <w:ilvl w:val="0"/>
-          <w:numId w:val="1004"/>
+          <w:numId w:val="1005"/>
         </w:numPr>
       </w:pPr>
       <m:oMath>
@@ -4734,7 +5415,7 @@
         <w:pStyle w:val="Compact"/>
         <w:numPr>
           <w:ilvl w:val="0"/>
-          <w:numId w:val="1004"/>
+          <w:numId w:val="1005"/>
         </w:numPr>
       </w:pPr>
       <m:oMath>
@@ -4979,18 +5660,18 @@
           <wp:inline>
             <wp:extent cx="3240000" cy="2821034"/>
             <wp:effectExtent b="0" l="0" r="0" t="0"/>
-            <wp:docPr descr="" title="" id="22" name="Picture"/>
+            <wp:docPr descr="" title="" id="25" name="Picture"/>
             <a:graphic>
               <a:graphicData uri="http://schemas.openxmlformats.org/drawingml/2006/picture">
                 <pic:pic>
                   <pic:nvPicPr>
-                    <pic:cNvPr descr="1572e24e900072fc3e40713f93499fe025421969f073396f55f63d7d6b470cd1.jpg" id="23" name="Picture"/>
+                    <pic:cNvPr descr="1572e24e900072fc3e40713f93499fe025421969f073396f55f63d7d6b470cd1.jpg" id="26" name="Picture"/>
                     <pic:cNvPicPr>
                       <a:picLocks noChangeArrowheads="1" noChangeAspect="1"/>
                     </pic:cNvPicPr>
                   </pic:nvPicPr>
                   <pic:blipFill>
-                    <a:blip r:embed="rId21"/>
+                    <a:blip r:embed="rId24"/>
                     <a:stretch>
                       <a:fillRect/>
                     </a:stretch>
@@ -5078,18 +5759,18 @@
           <wp:inline>
             <wp:extent cx="3240000" cy="2559847"/>
             <wp:effectExtent b="0" l="0" r="0" t="0"/>
-            <wp:docPr descr="" title="" id="25" name="Picture"/>
+            <wp:docPr descr="" title="" id="28" name="Picture"/>
             <a:graphic>
               <a:graphicData uri="http://schemas.openxmlformats.org/drawingml/2006/picture">
                 <pic:pic>
                   <pic:nvPicPr>
-                    <pic:cNvPr descr="4929ee32c738d67598da30962e3030f3a22e6b89195c85c73fc1146172576b39.jpg" id="26" name="Picture"/>
+                    <pic:cNvPr descr="4929ee32c738d67598da30962e3030f3a22e6b89195c85c73fc1146172576b39.jpg" id="29" name="Picture"/>
                     <pic:cNvPicPr>
                       <a:picLocks noChangeArrowheads="1" noChangeAspect="1"/>
                     </pic:cNvPicPr>
                   </pic:nvPicPr>
                   <pic:blipFill>
-                    <a:blip r:embed="rId24"/>
+                    <a:blip r:embed="rId27"/>
                     <a:stretch>
                       <a:fillRect/>
                     </a:stretch>
@@ -5165,18 +5846,18 @@
           <wp:inline>
             <wp:extent cx="3240000" cy="3024652"/>
             <wp:effectExtent b="0" l="0" r="0" t="0"/>
-            <wp:docPr descr="" title="" id="28" name="Picture"/>
+            <wp:docPr descr="" title="" id="31" name="Picture"/>
             <a:graphic>
               <a:graphicData uri="http://schemas.openxmlformats.org/drawingml/2006/picture">
                 <pic:pic>
                   <pic:nvPicPr>
-                    <pic:cNvPr descr="9811933703b4d5dbf645deaa15a84e039e679d350e8b2a644738dbffc2463713.jpg" id="29" name="Picture"/>
+                    <pic:cNvPr descr="9811933703b4d5dbf645deaa15a84e039e679d350e8b2a644738dbffc2463713.jpg" id="32" name="Picture"/>
                     <pic:cNvPicPr>
                       <a:picLocks noChangeArrowheads="1" noChangeAspect="1"/>
                     </pic:cNvPicPr>
                   </pic:nvPicPr>
                   <pic:blipFill>
-                    <a:blip r:embed="rId27"/>
+                    <a:blip r:embed="rId30"/>
                     <a:stretch>
                       <a:fillRect/>
                     </a:stretch>
@@ -5236,8 +5917,8 @@
         </w:pict>
       </w:r>
     </w:p>
-    <w:bookmarkEnd w:id="30"/>
-    <w:bookmarkEnd w:id="31"/>
+    <w:bookmarkEnd w:id="33"/>
+    <w:bookmarkEnd w:id="34"/>
     <w:sectPr>
       <w:footerReference w:type="default" r:id="rId9"/>
       <w:headerReference w:type="default" r:id="rId10"/>
@@ -5465,6 +6146,91 @@
       </w:pPr>
     </w:lvl>
   </w:abstractNum>
+  <w:abstractNum w:abstractNumId="99432">
+    <w:nsid w:val="00A99432"/>
+    <w:multiLevelType w:val="multilevel"/>
+    <w:lvl w:ilvl="0">
+      <w:start w:val="2"/>
+      <w:numFmt w:val="decimal"/>
+      <w:lvlText w:val="(%1)"/>
+      <w:lvlJc w:val="left"/>
+      <w:pPr>
+        <w:ind w:left="720" w:hanging="360"/>
+      </w:pPr>
+    </w:lvl>
+    <w:lvl w:ilvl="1">
+      <w:start w:val="2"/>
+      <w:numFmt w:val="decimal"/>
+      <w:lvlText w:val="(%2)"/>
+      <w:lvlJc w:val="left"/>
+      <w:pPr>
+        <w:ind w:left="1440" w:hanging="360"/>
+      </w:pPr>
+    </w:lvl>
+    <w:lvl w:ilvl="2">
+      <w:start w:val="2"/>
+      <w:numFmt w:val="decimal"/>
+      <w:lvlText w:val="(%3)"/>
+      <w:lvlJc w:val="left"/>
+      <w:pPr>
+        <w:ind w:left="2160" w:hanging="360"/>
+      </w:pPr>
+    </w:lvl>
+    <w:lvl w:ilvl="3">
+      <w:start w:val="2"/>
+      <w:numFmt w:val="decimal"/>
+      <w:lvlText w:val="(%4)"/>
+      <w:lvlJc w:val="left"/>
+      <w:pPr>
+        <w:ind w:left="2880" w:hanging="360"/>
+      </w:pPr>
+    </w:lvl>
+    <w:lvl w:ilvl="4">
+      <w:start w:val="2"/>
+      <w:numFmt w:val="decimal"/>
+      <w:lvlText w:val="(%5)"/>
+      <w:lvlJc w:val="left"/>
+      <w:pPr>
+        <w:ind w:left="3600" w:hanging="360"/>
+      </w:pPr>
+    </w:lvl>
+    <w:lvl w:ilvl="5">
+      <w:start w:val="2"/>
+      <w:numFmt w:val="decimal"/>
+      <w:lvlText w:val="(%6)"/>
+      <w:lvlJc w:val="left"/>
+      <w:pPr>
+        <w:ind w:left="4320" w:hanging="360"/>
+      </w:pPr>
+    </w:lvl>
+    <w:lvl w:ilvl="6">
+      <w:start w:val="2"/>
+      <w:numFmt w:val="decimal"/>
+      <w:lvlText w:val="(%7)"/>
+      <w:lvlJc w:val="left"/>
+      <w:pPr>
+        <w:ind w:left="5040" w:hanging="360"/>
+      </w:pPr>
+    </w:lvl>
+    <w:lvl w:ilvl="7">
+      <w:start w:val="2"/>
+      <w:numFmt w:val="decimal"/>
+      <w:lvlText w:val="(%8)"/>
+      <w:lvlJc w:val="left"/>
+      <w:pPr>
+        <w:ind w:left="5760" w:hanging="360"/>
+      </w:pPr>
+    </w:lvl>
+    <w:lvl w:ilvl="8">
+      <w:start w:val="2"/>
+      <w:numFmt w:val="decimal"/>
+      <w:lvlText w:val="(%9)"/>
+      <w:lvlJc w:val="left"/>
+      <w:pPr>
+        <w:ind w:left="6480" w:hanging="360"/>
+      </w:pPr>
+    </w:lvl>
+  </w:abstractNum>
   <w:abstractNum w:abstractNumId="994120">
     <w:nsid w:val="0A994120"/>
     <w:multiLevelType w:val="multilevel"/>
@@ -5809,6 +6575,36 @@
     <w:abstractNumId w:val="990"/>
   </w:num>
   <w:num w:numId="1001">
+    <w:abstractNumId w:val="99432"/>
+    <w:lvlOverride w:ilvl="0">
+      <w:startOverride w:val="2"/>
+    </w:lvlOverride>
+    <w:lvlOverride w:ilvl="1">
+      <w:startOverride w:val="2"/>
+    </w:lvlOverride>
+    <w:lvlOverride w:ilvl="2">
+      <w:startOverride w:val="2"/>
+    </w:lvlOverride>
+    <w:lvlOverride w:ilvl="3">
+      <w:startOverride w:val="2"/>
+    </w:lvlOverride>
+    <w:lvlOverride w:ilvl="4">
+      <w:startOverride w:val="2"/>
+    </w:lvlOverride>
+    <w:lvlOverride w:ilvl="5">
+      <w:startOverride w:val="2"/>
+    </w:lvlOverride>
+    <w:lvlOverride w:ilvl="6">
+      <w:startOverride w:val="2"/>
+    </w:lvlOverride>
+    <w:lvlOverride w:ilvl="7">
+      <w:startOverride w:val="2"/>
+    </w:lvlOverride>
+    <w:lvlOverride w:ilvl="8">
+      <w:startOverride w:val="2"/>
+    </w:lvlOverride>
+  </w:num>
+  <w:num w:numId="1002">
     <w:abstractNumId w:val="994120"/>
     <w:lvlOverride w:ilvl="0">
       <w:startOverride w:val="20"/>
@@ -5838,7 +6634,7 @@
       <w:startOverride w:val="20"/>
     </w:lvlOverride>
   </w:num>
-  <w:num w:numId="1002">
+  <w:num w:numId="1003">
     <w:abstractNumId w:val="99431"/>
     <w:lvlOverride w:ilvl="0">
       <w:startOverride w:val="1"/>
@@ -5868,7 +6664,7 @@
       <w:startOverride w:val="1"/>
     </w:lvlOverride>
   </w:num>
-  <w:num w:numId="1003">
+  <w:num w:numId="1004">
     <w:abstractNumId w:val="99434"/>
     <w:lvlOverride w:ilvl="0">
       <w:startOverride w:val="4"/>
@@ -5898,7 +6694,7 @@
       <w:startOverride w:val="4"/>
     </w:lvlOverride>
   </w:num>
-  <w:num w:numId="1004">
+  <w:num w:numId="1005">
     <w:abstractNumId w:val="99711"/>
     <w:lvlOverride w:ilvl="0">
       <w:startOverride w:val="1"/>
